--- a/Steps PodCast/Section1/STEPS PODCAST -  CREATING A WEBSITE WITH DOCKER v1.1.docx
+++ b/Steps PodCast/Section1/STEPS PODCAST -  CREATING A WEBSITE WITH DOCKER v1.1.docx
@@ -3,31 +3,28 @@
 <w:document xmlns:wpc="http://schemas.microsoft.com/office/word/2010/wordprocessingCanvas" xmlns:cx="http://schemas.microsoft.com/office/drawing/2014/chartex" xmlns:cx1="http://schemas.microsoft.com/office/drawing/2015/9/8/chartex" xmlns:cx2="http://schemas.microsoft.com/office/drawing/2015/10/21/chartex" xmlns:cx3="http://schemas.microsoft.com/office/drawing/2016/5/9/chartex" xmlns:cx4="http://schemas.microsoft.com/office/drawing/2016/5/10/chartex" xmlns:cx5="http://schemas.microsoft.com/office/drawing/2016/5/11/chartex" xmlns:cx6="http://schemas.microsoft.com/office/drawing/2016/5/12/chartex" xmlns:cx7="http://schemas.microsoft.com/office/drawing/2016/5/13/chartex" xmlns:cx8="http://schemas.microsoft.com/office/drawing/2016/5/14/chartex" xmlns:mc="http://schemas.openxmlformats.org/markup-compatibility/2006" xmlns:aink="http://schemas.microsoft.com/office/drawing/2016/ink" xmlns:am3d="http://schemas.microsoft.com/office/drawing/2017/model3d" xmlns:o="urn:schemas-microsoft-com:office:office" xmlns:oel="http://schemas.microsoft.com/office/2019/extlst" xmlns:r="http://schemas.openxmlformats.org/officeDocument/2006/relationships" xmlns:m="http://schemas.openxmlformats.org/officeDocument/2006/math" xmlns:v="urn:schemas-microsoft-com:vml" xmlns:wp14="http://schemas.microsoft.com/office/word/2010/wordprocessingDrawing" xmlns:wp="http://schemas.openxmlformats.org/drawingml/2006/wordprocessingDrawing" xmlns:w10="urn:schemas-microsoft-com:office:word" xmlns:w="http://schemas.openxmlformats.org/wordprocessingml/2006/main" xmlns:w14="http://schemas.microsoft.com/office/word/2010/wordml" xmlns:w15="http://schemas.microsoft.com/office/word/2012/wordml" xmlns:w16cex="http://schemas.microsoft.com/office/word/2018/wordml/cex" xmlns:w16cid="http://schemas.microsoft.com/office/word/2016/wordml/cid" xmlns:w16="http://schemas.microsoft.com/office/word/2018/wordml" xmlns:w16du="http://schemas.microsoft.com/office/word/2023/wordml/word16du" xmlns:w16sdtdh="http://schemas.microsoft.com/office/word/2020/wordml/sdtdatahash" xmlns:w16se="http://schemas.microsoft.com/office/word/2015/wordml/symex" xmlns:wpg="http://schemas.microsoft.com/office/word/2010/wordprocessingGroup" xmlns:wpi="http://schemas.microsoft.com/office/word/2010/wordprocessingInk" xmlns:wne="http://schemas.microsoft.com/office/word/2006/wordml" xmlns:wps="http://schemas.microsoft.com/office/word/2010/wordprocessingShape" mc:Ignorable="w14 w15 w16se w16cid w16 w16cex w16sdtdh w16du wp14">
   <w:body>
     <w:p>
+      <w:pPr>
+        <w:rPr>
+          <w:noProof/>
+        </w:rPr>
+      </w:pPr>
       <w:r>
         <w:rPr>
           <w:noProof/>
         </w:rPr>
         <w:drawing>
-          <wp:anchor distT="0" distB="0" distL="114300" distR="114300" simplePos="0" relativeHeight="251658240" behindDoc="1" locked="0" layoutInCell="1" allowOverlap="1" wp14:anchorId="0A54E514" wp14:editId="63FAC68C">
-            <wp:simplePos x="0" y="0"/>
-            <wp:positionH relativeFrom="page">
-              <wp:align>left</wp:align>
-            </wp:positionH>
-            <wp:positionV relativeFrom="paragraph">
-              <wp:posOffset>-903111</wp:posOffset>
-            </wp:positionV>
-            <wp:extent cx="7770685" cy="8285621"/>
-            <wp:effectExtent l="0" t="0" r="1905" b="1270"/>
-            <wp:wrapNone/>
-            <wp:docPr id="1147812954" name="Picture 3" descr="An astronaut in space with planets and stars&#10;&#10;Description automatically generated"/>
+          <wp:inline distT="0" distB="0" distL="0" distR="0" wp14:anchorId="29EC87F4" wp14:editId="0233FD5F">
+            <wp:extent cx="5943600" cy="506730"/>
+            <wp:effectExtent l="0" t="0" r="0" b="7620"/>
+            <wp:docPr id="1743483291" name="Picture 3"/>
             <wp:cNvGraphicFramePr>
-              <a:graphicFrameLocks xmlns:a="http://schemas.openxmlformats.org/drawingml/2006/main"/>
+              <a:graphicFrameLocks xmlns:a="http://schemas.openxmlformats.org/drawingml/2006/main" noChangeAspect="1"/>
             </wp:cNvGraphicFramePr>
             <a:graphic xmlns:a="http://schemas.openxmlformats.org/drawingml/2006/main">
               <a:graphicData uri="http://schemas.openxmlformats.org/drawingml/2006/picture">
                 <pic:pic xmlns:pic="http://schemas.openxmlformats.org/drawingml/2006/picture">
                   <pic:nvPicPr>
-                    <pic:cNvPr id="1147812954" name="Picture 3" descr="An astronaut in space with planets and stars&#10;&#10;Description automatically generated"/>
+                    <pic:cNvPr id="0" name="Picture 1"/>
                     <pic:cNvPicPr>
                       <a:picLocks noChangeAspect="1" noChangeArrowheads="1"/>
                     </pic:cNvPicPr>
@@ -48,7 +45,68 @@
                   <pic:spPr bwMode="auto">
                     <a:xfrm>
                       <a:off x="0" y="0"/>
-                      <a:ext cx="7770685" cy="8285621"/>
+                      <a:ext cx="5943600" cy="506730"/>
+                    </a:xfrm>
+                    <a:prstGeom prst="rect">
+                      <a:avLst/>
+                    </a:prstGeom>
+                    <a:noFill/>
+                    <a:ln>
+                      <a:noFill/>
+                    </a:ln>
+                  </pic:spPr>
+                </pic:pic>
+              </a:graphicData>
+            </a:graphic>
+          </wp:inline>
+        </w:drawing>
+      </w:r>
+      <w:r>
+        <w:rPr>
+          <w:noProof/>
+        </w:rPr>
+        <w:drawing>
+          <wp:anchor distT="0" distB="0" distL="114300" distR="114300" simplePos="0" relativeHeight="251658240" behindDoc="1" locked="0" layoutInCell="1" allowOverlap="1" wp14:anchorId="0A54E514" wp14:editId="494A845D">
+            <wp:simplePos x="0" y="0"/>
+            <wp:positionH relativeFrom="page">
+              <wp:align>right</wp:align>
+            </wp:positionH>
+            <wp:positionV relativeFrom="paragraph">
+              <wp:posOffset>-914400</wp:posOffset>
+            </wp:positionV>
+            <wp:extent cx="7769787" cy="7632645"/>
+            <wp:effectExtent l="0" t="0" r="3175" b="6985"/>
+            <wp:wrapNone/>
+            <wp:docPr id="1147812954" name="Picture 3" descr="An astronaut in space with planets and stars&#10;&#10;Description automatically generated"/>
+            <wp:cNvGraphicFramePr>
+              <a:graphicFrameLocks xmlns:a="http://schemas.openxmlformats.org/drawingml/2006/main"/>
+            </wp:cNvGraphicFramePr>
+            <a:graphic xmlns:a="http://schemas.openxmlformats.org/drawingml/2006/main">
+              <a:graphicData uri="http://schemas.openxmlformats.org/drawingml/2006/picture">
+                <pic:pic xmlns:pic="http://schemas.openxmlformats.org/drawingml/2006/picture">
+                  <pic:nvPicPr>
+                    <pic:cNvPr id="1147812954" name="Picture 3" descr="An astronaut in space with planets and stars&#10;&#10;Description automatically generated"/>
+                    <pic:cNvPicPr>
+                      <a:picLocks noChangeAspect="1" noChangeArrowheads="1"/>
+                    </pic:cNvPicPr>
+                  </pic:nvPicPr>
+                  <pic:blipFill>
+                    <a:blip r:embed="rId10">
+                      <a:extLst>
+                        <a:ext uri="{28A0092B-C50C-407E-A947-70E740481C1C}">
+                          <a14:useLocalDpi xmlns:a14="http://schemas.microsoft.com/office/drawing/2010/main" val="0"/>
+                        </a:ext>
+                      </a:extLst>
+                    </a:blip>
+                    <a:srcRect/>
+                    <a:stretch>
+                      <a:fillRect/>
+                    </a:stretch>
+                  </pic:blipFill>
+                  <pic:spPr bwMode="auto">
+                    <a:xfrm>
+                      <a:off x="0" y="0"/>
+                      <a:ext cx="7769787" cy="7632645"/>
                     </a:xfrm>
                     <a:prstGeom prst="rect">
                       <a:avLst/>
@@ -71,12 +129,13 @@
         </w:drawing>
       </w:r>
     </w:p>
-    <w:p/>
-    <w:p/>
-    <w:p/>
-    <w:p/>
-    <w:p/>
-    <w:p/>
+    <w:p>
+      <w:pPr>
+        <w:rPr>
+          <w:noProof/>
+        </w:rPr>
+      </w:pPr>
+    </w:p>
     <w:p/>
     <w:p/>
     <w:p/>
@@ -95,10 +154,10 @@
           <w:noProof/>
         </w:rPr>
         <w:drawing>
-          <wp:inline distT="0" distB="0" distL="0" distR="0" wp14:anchorId="5A55F87A" wp14:editId="27BD0940">
-            <wp:extent cx="5932909" cy="801511"/>
+          <wp:inline distT="0" distB="0" distL="0" distR="0" wp14:anchorId="198620E3" wp14:editId="36EAEEA8">
+            <wp:extent cx="1391478" cy="1510363"/>
             <wp:effectExtent l="0" t="0" r="0" b="0"/>
-            <wp:docPr id="714133736" name="Picture 6"/>
+            <wp:docPr id="1576921776" name="Picture 4" descr="A yellow line drawing of a hand holding a megaphone&#10;&#10;Description automatically generated"/>
             <wp:cNvGraphicFramePr>
               <a:graphicFrameLocks xmlns:a="http://schemas.openxmlformats.org/drawingml/2006/main" noChangeAspect="1"/>
             </wp:cNvGraphicFramePr>
@@ -106,13 +165,13 @@
               <a:graphicData uri="http://schemas.openxmlformats.org/drawingml/2006/picture">
                 <pic:pic xmlns:pic="http://schemas.openxmlformats.org/drawingml/2006/picture">
                   <pic:nvPicPr>
-                    <pic:cNvPr id="0" name="Picture 7"/>
+                    <pic:cNvPr id="1576921776" name="Picture 4" descr="A yellow line drawing of a hand holding a megaphone&#10;&#10;Description automatically generated"/>
                     <pic:cNvPicPr>
                       <a:picLocks noChangeAspect="1" noChangeArrowheads="1"/>
                     </pic:cNvPicPr>
                   </pic:nvPicPr>
                   <pic:blipFill>
-                    <a:blip r:embed="rId10">
+                    <a:blip r:embed="rId11">
                       <a:extLst>
                         <a:ext uri="{28A0092B-C50C-407E-A947-70E740481C1C}">
                           <a14:useLocalDpi xmlns:a14="http://schemas.microsoft.com/office/drawing/2010/main" val="0"/>
@@ -127,7 +186,7 @@
                   <pic:spPr bwMode="auto">
                     <a:xfrm>
                       <a:off x="0" y="0"/>
-                      <a:ext cx="6044716" cy="816616"/>
+                      <a:ext cx="1403125" cy="1523005"/>
                     </a:xfrm>
                     <a:prstGeom prst="rect">
                       <a:avLst/>
@@ -153,15 +212,15 @@
         <mc:AlternateContent>
           <mc:Choice Requires="wps">
             <w:drawing>
-              <wp:anchor distT="0" distB="0" distL="114300" distR="114300" simplePos="0" relativeHeight="251659264" behindDoc="0" locked="0" layoutInCell="1" allowOverlap="1" wp14:anchorId="6E30FCCA" wp14:editId="794D2E66">
+              <wp:anchor distT="0" distB="0" distL="114300" distR="114300" simplePos="0" relativeHeight="251659264" behindDoc="0" locked="0" layoutInCell="1" allowOverlap="1" wp14:anchorId="6E30FCCA" wp14:editId="35F37ECE">
                 <wp:simplePos x="0" y="0"/>
-                <wp:positionH relativeFrom="column">
-                  <wp:posOffset>-891822</wp:posOffset>
+                <wp:positionH relativeFrom="page">
+                  <wp:align>right</wp:align>
                 </wp:positionH>
                 <wp:positionV relativeFrom="paragraph">
-                  <wp:posOffset>167427</wp:posOffset>
+                  <wp:posOffset>351238</wp:posOffset>
                 </wp:positionV>
-                <wp:extent cx="7747917" cy="1738489"/>
+                <wp:extent cx="7747635" cy="1737995"/>
                 <wp:effectExtent l="0" t="0" r="24765" b="14605"/>
                 <wp:wrapNone/>
                 <wp:docPr id="1074075107" name="Rectangle 5"/>
@@ -173,7 +232,7 @@
                       <wps:spPr>
                         <a:xfrm>
                           <a:off x="0" y="0"/>
-                          <a:ext cx="7747917" cy="1738489"/>
+                          <a:ext cx="7747635" cy="1737995"/>
                         </a:xfrm>
                         <a:prstGeom prst="rect">
                           <a:avLst/>
@@ -301,7 +360,7 @@
           </mc:Choice>
           <mc:Fallback>
             <w:pict>
-              <v:rect w14:anchorId="6E30FCCA" id="Rectangle 5" o:spid="_x0000_s1026" style="position:absolute;margin-left:-70.2pt;margin-top:13.2pt;width:610.05pt;height:136.9pt;z-index:251659264;visibility:visible;mso-wrap-style:square;mso-width-percent:0;mso-height-percent:0;mso-wrap-distance-left:9pt;mso-wrap-distance-top:0;mso-wrap-distance-right:9pt;mso-wrap-distance-bottom:0;mso-position-horizontal:absolute;mso-position-horizontal-relative:text;mso-position-vertical:absolute;mso-position-vertical-relative:text;mso-width-percent:0;mso-height-percent:0;mso-width-relative:margin;mso-height-relative:margin;v-text-anchor:middle" o:gfxdata="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" fillcolor="#156082 [3204]" strokecolor="#030e13 [484]" strokeweight="1pt">
+              <v:rect w14:anchorId="6E30FCCA" id="Rectangle 5" o:spid="_x0000_s1026" style="position:absolute;margin-left:558.85pt;margin-top:27.65pt;width:610.05pt;height:136.85pt;z-index:251659264;visibility:visible;mso-wrap-style:square;mso-width-percent:0;mso-height-percent:0;mso-wrap-distance-left:9pt;mso-wrap-distance-top:0;mso-wrap-distance-right:9pt;mso-wrap-distance-bottom:0;mso-position-horizontal:right;mso-position-horizontal-relative:page;mso-position-vertical:absolute;mso-position-vertical-relative:text;mso-width-percent:0;mso-height-percent:0;mso-width-relative:margin;mso-height-relative:margin;v-text-anchor:middle" o:gfxdata="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" fillcolor="#156082 [3204]" strokecolor="#030e13 [484]" strokeweight="1pt">
                 <v:textbox>
                   <w:txbxContent>
                     <w:p>
@@ -388,6 +447,7 @@
                     </w:p>
                   </w:txbxContent>
                 </v:textbox>
+                <w10:wrap anchorx="page"/>
               </v:rect>
             </w:pict>
           </mc:Fallback>
@@ -396,8 +456,23 @@
     </w:p>
     <w:p/>
     <w:p/>
+    <w:p/>
+    <w:p/>
+    <w:p/>
+    <w:p/>
+    <w:p/>
+    <w:p/>
+    <w:p/>
     <w:sdt>
       <w:sdtPr>
+        <w:rPr>
+          <w:rFonts w:asciiTheme="minorHAnsi" w:eastAsiaTheme="minorHAnsi" w:hAnsiTheme="minorHAnsi" w:cstheme="minorBidi"/>
+          <w:color w:val="auto"/>
+          <w:kern w:val="2"/>
+          <w:sz w:val="24"/>
+          <w:szCs w:val="24"/>
+          <w14:ligatures w14:val="standardContextual"/>
+        </w:rPr>
         <w:id w:val="-1370765718"/>
         <w:docPartObj>
           <w:docPartGallery w:val="Table of Contents"/>
@@ -406,15 +481,9 @@
       </w:sdtPr>
       <w:sdtEndPr>
         <w:rPr>
-          <w:rFonts w:asciiTheme="minorHAnsi" w:eastAsiaTheme="minorHAnsi" w:hAnsiTheme="minorHAnsi" w:cstheme="minorBidi"/>
           <w:b/>
           <w:bCs/>
           <w:noProof/>
-          <w:color w:val="auto"/>
-          <w:kern w:val="2"/>
-          <w:sz w:val="24"/>
-          <w:szCs w:val="24"/>
-          <w14:ligatures w14:val="standardContextual"/>
         </w:rPr>
       </w:sdtEndPr>
       <w:sdtContent>
@@ -1021,7 +1090,6 @@
       <w:bookmarkStart w:id="0" w:name="_Toc183807700"/>
       <w:bookmarkStart w:id="1" w:name="_Toc183886486"/>
       <w:r>
-        <w:lastRenderedPageBreak/>
         <w:t>Installed Software</w:t>
       </w:r>
       <w:bookmarkEnd w:id="0"/>
@@ -1102,7 +1170,7 @@
                     <pic:cNvPicPr/>
                   </pic:nvPicPr>
                   <pic:blipFill>
-                    <a:blip r:embed="rId11"/>
+                    <a:blip r:embed="rId12"/>
                     <a:stretch>
                       <a:fillRect/>
                     </a:stretch>
@@ -1191,7 +1259,7 @@
       <w:pPr>
         <w:jc w:val="center"/>
       </w:pPr>
-      <w:hyperlink r:id="rId12" w:history="1">
+      <w:hyperlink r:id="rId13" w:history="1">
         <w:r>
           <w:rPr>
             <w:rStyle w:val="Hyperlink"/>
@@ -1207,7 +1275,6 @@
       <w:bookmarkStart w:id="6" w:name="_Toc183807703"/>
       <w:bookmarkStart w:id="7" w:name="_Toc183886489"/>
       <w:r>
-        <w:lastRenderedPageBreak/>
         <w:t>Source Tree</w:t>
       </w:r>
       <w:bookmarkEnd w:id="6"/>
@@ -1237,7 +1304,7 @@
                     <pic:cNvPicPr/>
                   </pic:nvPicPr>
                   <pic:blipFill>
-                    <a:blip r:embed="rId13"/>
+                    <a:blip r:embed="rId14"/>
                     <a:stretch>
                       <a:fillRect/>
                     </a:stretch>
@@ -1284,7 +1351,7 @@
       <w:pPr>
         <w:jc w:val="center"/>
       </w:pPr>
-      <w:hyperlink r:id="rId14" w:history="1">
+      <w:hyperlink r:id="rId15" w:history="1">
         <w:r>
           <w:rPr>
             <w:rStyle w:val="Hyperlink"/>
@@ -1329,7 +1396,7 @@
                     <pic:cNvPicPr/>
                   </pic:nvPicPr>
                   <pic:blipFill>
-                    <a:blip r:embed="rId15"/>
+                    <a:blip r:embed="rId16"/>
                     <a:stretch>
                       <a:fillRect/>
                     </a:stretch>
@@ -1379,7 +1446,7 @@
           <w:rStyle w:val="Hyperlink"/>
         </w:rPr>
       </w:pPr>
-      <w:hyperlink r:id="rId16" w:history="1">
+      <w:hyperlink r:id="rId17" w:history="1">
         <w:r>
           <w:rPr>
             <w:rStyle w:val="Hyperlink"/>
@@ -1425,7 +1492,7 @@
                     <pic:cNvPicPr/>
                   </pic:nvPicPr>
                   <pic:blipFill>
-                    <a:blip r:embed="rId17"/>
+                    <a:blip r:embed="rId18"/>
                     <a:stretch>
                       <a:fillRect/>
                     </a:stretch>
@@ -1493,7 +1560,7 @@
           <w:rStyle w:val="Hyperlink"/>
         </w:rPr>
       </w:pPr>
-      <w:hyperlink r:id="rId18" w:history="1">
+      <w:hyperlink r:id="rId19" w:history="1">
         <w:r>
           <w:rPr>
             <w:rStyle w:val="Hyperlink"/>
@@ -1555,7 +1622,7 @@
                     <pic:cNvPicPr/>
                   </pic:nvPicPr>
                   <pic:blipFill>
-                    <a:blip r:embed="rId19"/>
+                    <a:blip r:embed="rId20"/>
                     <a:stretch>
                       <a:fillRect/>
                     </a:stretch>
@@ -1591,7 +1658,7 @@
           <w:rStyle w:val="Hyperlink"/>
         </w:rPr>
       </w:pPr>
-      <w:hyperlink r:id="rId20" w:history="1">
+      <w:hyperlink r:id="rId21" w:history="1">
         <w:r>
           <w:rPr>
             <w:rStyle w:val="Hyperlink"/>
@@ -1651,7 +1718,7 @@
                     <pic:cNvPicPr/>
                   </pic:nvPicPr>
                   <pic:blipFill>
-                    <a:blip r:embed="rId21"/>
+                    <a:blip r:embed="rId22"/>
                     <a:stretch>
                       <a:fillRect/>
                     </a:stretch>
@@ -1696,7 +1763,7 @@
           <w:u w:val="single"/>
         </w:rPr>
       </w:pPr>
-      <w:hyperlink r:id="rId22" w:history="1">
+      <w:hyperlink r:id="rId23" w:history="1">
         <w:r>
           <w:rPr>
             <w:rStyle w:val="Hyperlink"/>
@@ -1734,8 +1801,8 @@
     <w:p/>
     <w:p/>
     <w:sectPr>
-      <w:headerReference w:type="default" r:id="rId23"/>
-      <w:footerReference w:type="default" r:id="rId24"/>
+      <w:headerReference w:type="default" r:id="rId24"/>
+      <w:footerReference w:type="default" r:id="rId25"/>
       <w:pgSz w:w="12240" w:h="15840"/>
       <w:pgMar w:top="1440" w:right="1440" w:bottom="1440" w:left="1440" w:header="720" w:footer="720" w:gutter="0"/>
       <w:pgNumType w:start="0"/>

--- a/Steps PodCast/Section1/STEPS PODCAST -  CREATING A WEBSITE WITH DOCKER v1.1.docx
+++ b/Steps PodCast/Section1/STEPS PODCAST -  CREATING A WEBSITE WITH DOCKER v1.1.docx
@@ -1080,9 +1080,6 @@
     <w:p/>
     <w:p/>
     <w:p/>
-    <w:p/>
-    <w:p/>
-    <w:p/>
     <w:p>
       <w:pPr>
         <w:pStyle w:val="Heading1"/>
@@ -1090,6 +1087,7 @@
       <w:bookmarkStart w:id="0" w:name="_Toc183807700"/>
       <w:bookmarkStart w:id="1" w:name="_Toc183886486"/>
       <w:r>
+        <w:lastRenderedPageBreak/>
         <w:t>Installed Software</w:t>
       </w:r>
       <w:bookmarkEnd w:id="0"/>
@@ -1118,7 +1116,14 @@
         <w:t xml:space="preserve">I’m </w:t>
       </w:r>
       <w:r>
-        <w:t>not going to walk you through the installation process</w:t>
+        <w:rPr>
+          <w:b/>
+          <w:bCs/>
+        </w:rPr>
+        <w:t>not going to walk</w:t>
+      </w:r>
+      <w:r>
+        <w:t xml:space="preserve"> you through the installation process</w:t>
       </w:r>
       <w:r>
         <w:rPr>
@@ -1275,6 +1280,7 @@
       <w:bookmarkStart w:id="6" w:name="_Toc183807703"/>
       <w:bookmarkStart w:id="7" w:name="_Toc183886489"/>
       <w:r>
+        <w:lastRenderedPageBreak/>
         <w:t>Source Tree</w:t>
       </w:r>
       <w:bookmarkEnd w:id="6"/>
@@ -1330,7 +1336,14 @@
         <w:jc w:val="both"/>
       </w:pPr>
       <w:r>
-        <w:t>SourceTree is a free Git client developed by Atlassian. It provides a graphical user interface (GUI) for managing Git repositories, making it easier for both beginners and experienced developers to interact with Git without needing to use the command line</w:t>
+        <w:rPr>
+          <w:b/>
+          <w:bCs/>
+        </w:rPr>
+        <w:t>SourceTree is a free Git client</w:t>
+      </w:r>
+      <w:r>
+        <w:t xml:space="preserve"> developed by Atlassian. It provides a graphical user interface (GUI) for managing Git repositories, making it easier for both beginners and experienced developers to interact with Git without needing to use the command line</w:t>
       </w:r>
     </w:p>
     <w:p>
@@ -1423,7 +1436,17 @@
       </w:pPr>
       <w:r>
         <w:lastRenderedPageBreak/>
-        <w:t>Another important software package to install is Node.js, an open-source, cross-platform runtime environment that allows you to execute JavaScript code outside of a web browser. It's built on Chrome's V8 JavaScript engine, which enables developers to use JavaScript for server-side scripting.</w:t>
+        <w:t xml:space="preserve">Another important software package to install is Node.js, an open-source, cross-platform runtime environment that </w:t>
+      </w:r>
+      <w:r>
+        <w:rPr>
+          <w:b/>
+          <w:bCs/>
+        </w:rPr>
+        <w:t>allows you to execute JavaScript code</w:t>
+      </w:r>
+      <w:r>
+        <w:t xml:space="preserve"> outside of a web browser. It's built on Chrome's V8 JavaScript engine, which enables developers to use JavaScript for server-side scripting.</w:t>
       </w:r>
     </w:p>
     <w:p>
@@ -1523,7 +1546,27 @@
         <w:jc w:val="both"/>
       </w:pPr>
       <w:r>
-        <w:t xml:space="preserve">GitHub Desktop is a free, open-source application created to streamline your development workflow. It enables you to interact with GitHub repositories using a graphical user interface (GUI) rather than the command line or a web browser. You can decide which files to commit to your GitHub repository, and each commit will include the author's name and a commit message. If there are files you don't want to commit, you can add </w:t>
+        <w:t xml:space="preserve">GitHub Desktop is a free, open-source application created to streamline your development workflow. It enables you to interact with </w:t>
+      </w:r>
+      <w:r>
+        <w:rPr>
+          <w:b/>
+          <w:bCs/>
+        </w:rPr>
+        <w:t>GitHub repositories</w:t>
+      </w:r>
+      <w:r>
+        <w:t xml:space="preserve"> </w:t>
+      </w:r>
+      <w:r>
+        <w:rPr>
+          <w:b/>
+          <w:bCs/>
+        </w:rPr>
+        <w:t>using a graphical user interface</w:t>
+      </w:r>
+      <w:r>
+        <w:t xml:space="preserve"> (GUI) rather than the command line or a web browser. You can decide which files to commit to your GitHub repository, and each commit will include the author's name and a commit message. If there are files you don't want to commit, you can add </w:t>
       </w:r>
       <w:r>
         <w:t>file path and file name</w:t>
@@ -1648,7 +1691,17 @@
         <w:jc w:val="both"/>
       </w:pPr>
       <w:r>
-        <w:t>Visual Studio Code, commonly known as VS Code, is a free, lightweight, yet powerful source code editor developed by Microsoft. Its key features include integrated debugging tools, syntax highlighting to aid in reading and understanding code, intelligent code completion that suggests code based on context, reusable snippets of code, code refactoring tools to restructure code without changing its behavior, and built-in support for version control with Git.</w:t>
+        <w:t xml:space="preserve">Visual Studio Code, commonly known as VS Code, is a free, lightweight, yet powerful source code editor developed by Microsoft. Its key features include </w:t>
+      </w:r>
+      <w:r>
+        <w:rPr>
+          <w:b/>
+          <w:bCs/>
+        </w:rPr>
+        <w:t>integrated debugging tools</w:t>
+      </w:r>
+      <w:r>
+        <w:t>, syntax highlighting to aid in reading and understanding code, intelligent code completion that suggests code based on context, reusable snippets of code, code refactoring tools to restructure code without changing its behavior, and built-in support for version control with Git.</w:t>
       </w:r>
     </w:p>
     <w:p>

--- a/Steps PodCast/Section1/STEPS PODCAST -  CREATING A WEBSITE WITH DOCKER v1.1.docx
+++ b/Steps PodCast/Section1/STEPS PODCAST -  CREATING A WEBSITE WITH DOCKER v1.1.docx
@@ -458,11 +458,6 @@
     <w:p/>
     <w:p/>
     <w:p/>
-    <w:p/>
-    <w:p/>
-    <w:p/>
-    <w:p/>
-    <w:p/>
     <w:sdt>
       <w:sdtPr>
         <w:rPr>
@@ -515,7 +510,7 @@
           <w:r>
             <w:fldChar w:fldCharType="separate"/>
           </w:r>
-          <w:hyperlink w:anchor="_Toc183886486" w:history="1">
+          <w:hyperlink w:anchor="_Toc184960357" w:history="1">
             <w:r>
               <w:rPr>
                 <w:rStyle w:val="Hyperlink"/>
@@ -542,214 +537,7 @@
                 <w:noProof/>
                 <w:webHidden/>
               </w:rPr>
-              <w:instrText xml:space="preserve"> PAGEREF _Toc183886486 \h </w:instrText>
-            </w:r>
-            <w:r>
-              <w:rPr>
-                <w:noProof/>
-                <w:webHidden/>
-              </w:rPr>
-            </w:r>
-            <w:r>
-              <w:rPr>
-                <w:noProof/>
-                <w:webHidden/>
-              </w:rPr>
-              <w:fldChar w:fldCharType="separate"/>
-            </w:r>
-            <w:r>
-              <w:rPr>
-                <w:noProof/>
-                <w:webHidden/>
-              </w:rPr>
-              <w:t>1</w:t>
-            </w:r>
-            <w:r>
-              <w:rPr>
-                <w:noProof/>
-                <w:webHidden/>
-              </w:rPr>
-              <w:fldChar w:fldCharType="end"/>
-            </w:r>
-          </w:hyperlink>
-        </w:p>
-        <w:p>
-          <w:pPr>
-            <w:pStyle w:val="TOC2"/>
-            <w:tabs>
-              <w:tab w:val="right" w:leader="dot" w:pos="9350"/>
-            </w:tabs>
-            <w:rPr>
-              <w:rFonts w:eastAsiaTheme="minorEastAsia"/>
-              <w:noProof/>
-            </w:rPr>
-          </w:pPr>
-          <w:hyperlink w:anchor="_Toc183886487" w:history="1">
-            <w:r>
-              <w:rPr>
-                <w:rStyle w:val="Hyperlink"/>
-                <w:noProof/>
-              </w:rPr>
-              <w:t>Introduction</w:t>
-            </w:r>
-            <w:r>
-              <w:rPr>
-                <w:noProof/>
-                <w:webHidden/>
-              </w:rPr>
-              <w:tab/>
-            </w:r>
-            <w:r>
-              <w:rPr>
-                <w:noProof/>
-                <w:webHidden/>
-              </w:rPr>
-              <w:fldChar w:fldCharType="begin"/>
-            </w:r>
-            <w:r>
-              <w:rPr>
-                <w:noProof/>
-                <w:webHidden/>
-              </w:rPr>
-              <w:instrText xml:space="preserve"> PAGEREF _Toc183886487 \h </w:instrText>
-            </w:r>
-            <w:r>
-              <w:rPr>
-                <w:noProof/>
-                <w:webHidden/>
-              </w:rPr>
-            </w:r>
-            <w:r>
-              <w:rPr>
-                <w:noProof/>
-                <w:webHidden/>
-              </w:rPr>
-              <w:fldChar w:fldCharType="separate"/>
-            </w:r>
-            <w:r>
-              <w:rPr>
-                <w:noProof/>
-                <w:webHidden/>
-              </w:rPr>
-              <w:t>1</w:t>
-            </w:r>
-            <w:r>
-              <w:rPr>
-                <w:noProof/>
-                <w:webHidden/>
-              </w:rPr>
-              <w:fldChar w:fldCharType="end"/>
-            </w:r>
-          </w:hyperlink>
-        </w:p>
-        <w:p>
-          <w:pPr>
-            <w:pStyle w:val="TOC2"/>
-            <w:tabs>
-              <w:tab w:val="right" w:leader="dot" w:pos="9350"/>
-            </w:tabs>
-            <w:rPr>
-              <w:rFonts w:eastAsiaTheme="minorEastAsia"/>
-              <w:noProof/>
-            </w:rPr>
-          </w:pPr>
-          <w:hyperlink w:anchor="_Toc183886488" w:history="1">
-            <w:r>
-              <w:rPr>
-                <w:rStyle w:val="Hyperlink"/>
-                <w:noProof/>
-              </w:rPr>
-              <w:t>Git</w:t>
-            </w:r>
-            <w:r>
-              <w:rPr>
-                <w:noProof/>
-                <w:webHidden/>
-              </w:rPr>
-              <w:tab/>
-            </w:r>
-            <w:r>
-              <w:rPr>
-                <w:noProof/>
-                <w:webHidden/>
-              </w:rPr>
-              <w:fldChar w:fldCharType="begin"/>
-            </w:r>
-            <w:r>
-              <w:rPr>
-                <w:noProof/>
-                <w:webHidden/>
-              </w:rPr>
-              <w:instrText xml:space="preserve"> PAGEREF _Toc183886488 \h </w:instrText>
-            </w:r>
-            <w:r>
-              <w:rPr>
-                <w:noProof/>
-                <w:webHidden/>
-              </w:rPr>
-            </w:r>
-            <w:r>
-              <w:rPr>
-                <w:noProof/>
-                <w:webHidden/>
-              </w:rPr>
-              <w:fldChar w:fldCharType="separate"/>
-            </w:r>
-            <w:r>
-              <w:rPr>
-                <w:noProof/>
-                <w:webHidden/>
-              </w:rPr>
-              <w:t>1</w:t>
-            </w:r>
-            <w:r>
-              <w:rPr>
-                <w:noProof/>
-                <w:webHidden/>
-              </w:rPr>
-              <w:fldChar w:fldCharType="end"/>
-            </w:r>
-          </w:hyperlink>
-        </w:p>
-        <w:p>
-          <w:pPr>
-            <w:pStyle w:val="TOC2"/>
-            <w:tabs>
-              <w:tab w:val="right" w:leader="dot" w:pos="9350"/>
-            </w:tabs>
-            <w:rPr>
-              <w:rFonts w:eastAsiaTheme="minorEastAsia"/>
-              <w:noProof/>
-            </w:rPr>
-          </w:pPr>
-          <w:hyperlink w:anchor="_Toc183886489" w:history="1">
-            <w:r>
-              <w:rPr>
-                <w:rStyle w:val="Hyperlink"/>
-                <w:noProof/>
-              </w:rPr>
-              <w:t>Source Tree</w:t>
-            </w:r>
-            <w:r>
-              <w:rPr>
-                <w:noProof/>
-                <w:webHidden/>
-              </w:rPr>
-              <w:tab/>
-            </w:r>
-            <w:r>
-              <w:rPr>
-                <w:noProof/>
-                <w:webHidden/>
-              </w:rPr>
-              <w:fldChar w:fldCharType="begin"/>
-            </w:r>
-            <w:r>
-              <w:rPr>
-                <w:noProof/>
-                <w:webHidden/>
-              </w:rPr>
-              <w:instrText xml:space="preserve"> PAGEREF _Toc183886489 \h </w:instrText>
+              <w:instrText xml:space="preserve"> PAGEREF _Toc184960357 \h </w:instrText>
             </w:r>
             <w:r>
               <w:rPr>
@@ -791,13 +579,13 @@
               <w:noProof/>
             </w:rPr>
           </w:pPr>
-          <w:hyperlink w:anchor="_Toc183886490" w:history="1">
+          <w:hyperlink w:anchor="_Toc184960358" w:history="1">
             <w:r>
               <w:rPr>
                 <w:rStyle w:val="Hyperlink"/>
                 <w:noProof/>
               </w:rPr>
-              <w:t>NodeJS and NPM</w:t>
+              <w:t>Introduction</w:t>
             </w:r>
             <w:r>
               <w:rPr>
@@ -818,7 +606,145 @@
                 <w:noProof/>
                 <w:webHidden/>
               </w:rPr>
-              <w:instrText xml:space="preserve"> PAGEREF _Toc183886490 \h </w:instrText>
+              <w:instrText xml:space="preserve"> PAGEREF _Toc184960358 \h </w:instrText>
+            </w:r>
+            <w:r>
+              <w:rPr>
+                <w:noProof/>
+                <w:webHidden/>
+              </w:rPr>
+            </w:r>
+            <w:r>
+              <w:rPr>
+                <w:noProof/>
+                <w:webHidden/>
+              </w:rPr>
+              <w:fldChar w:fldCharType="separate"/>
+            </w:r>
+            <w:r>
+              <w:rPr>
+                <w:noProof/>
+                <w:webHidden/>
+              </w:rPr>
+              <w:t>2</w:t>
+            </w:r>
+            <w:r>
+              <w:rPr>
+                <w:noProof/>
+                <w:webHidden/>
+              </w:rPr>
+              <w:fldChar w:fldCharType="end"/>
+            </w:r>
+          </w:hyperlink>
+        </w:p>
+        <w:p>
+          <w:pPr>
+            <w:pStyle w:val="TOC2"/>
+            <w:tabs>
+              <w:tab w:val="right" w:leader="dot" w:pos="9350"/>
+            </w:tabs>
+            <w:rPr>
+              <w:rFonts w:eastAsiaTheme="minorEastAsia"/>
+              <w:noProof/>
+            </w:rPr>
+          </w:pPr>
+          <w:hyperlink w:anchor="_Toc184960359" w:history="1">
+            <w:r>
+              <w:rPr>
+                <w:rStyle w:val="Hyperlink"/>
+                <w:noProof/>
+              </w:rPr>
+              <w:t>Git</w:t>
+            </w:r>
+            <w:r>
+              <w:rPr>
+                <w:noProof/>
+                <w:webHidden/>
+              </w:rPr>
+              <w:tab/>
+            </w:r>
+            <w:r>
+              <w:rPr>
+                <w:noProof/>
+                <w:webHidden/>
+              </w:rPr>
+              <w:fldChar w:fldCharType="begin"/>
+            </w:r>
+            <w:r>
+              <w:rPr>
+                <w:noProof/>
+                <w:webHidden/>
+              </w:rPr>
+              <w:instrText xml:space="preserve"> PAGEREF _Toc184960359 \h </w:instrText>
+            </w:r>
+            <w:r>
+              <w:rPr>
+                <w:noProof/>
+                <w:webHidden/>
+              </w:rPr>
+            </w:r>
+            <w:r>
+              <w:rPr>
+                <w:noProof/>
+                <w:webHidden/>
+              </w:rPr>
+              <w:fldChar w:fldCharType="separate"/>
+            </w:r>
+            <w:r>
+              <w:rPr>
+                <w:noProof/>
+                <w:webHidden/>
+              </w:rPr>
+              <w:t>2</w:t>
+            </w:r>
+            <w:r>
+              <w:rPr>
+                <w:noProof/>
+                <w:webHidden/>
+              </w:rPr>
+              <w:fldChar w:fldCharType="end"/>
+            </w:r>
+          </w:hyperlink>
+        </w:p>
+        <w:p>
+          <w:pPr>
+            <w:pStyle w:val="TOC3"/>
+            <w:tabs>
+              <w:tab w:val="right" w:leader="dot" w:pos="9350"/>
+            </w:tabs>
+            <w:rPr>
+              <w:rFonts w:eastAsiaTheme="minorEastAsia"/>
+              <w:noProof/>
+            </w:rPr>
+          </w:pPr>
+          <w:hyperlink w:anchor="_Toc184960360" w:history="1">
+            <w:r>
+              <w:rPr>
+                <w:rStyle w:val="Hyperlink"/>
+                <w:noProof/>
+              </w:rPr>
+              <w:t>Check Git Version</w:t>
+            </w:r>
+            <w:r>
+              <w:rPr>
+                <w:noProof/>
+                <w:webHidden/>
+              </w:rPr>
+              <w:tab/>
+            </w:r>
+            <w:r>
+              <w:rPr>
+                <w:noProof/>
+                <w:webHidden/>
+              </w:rPr>
+              <w:fldChar w:fldCharType="begin"/>
+            </w:r>
+            <w:r>
+              <w:rPr>
+                <w:noProof/>
+                <w:webHidden/>
+              </w:rPr>
+              <w:instrText xml:space="preserve"> PAGEREF _Toc184960360 \h </w:instrText>
             </w:r>
             <w:r>
               <w:rPr>
@@ -860,13 +786,13 @@
               <w:noProof/>
             </w:rPr>
           </w:pPr>
-          <w:hyperlink w:anchor="_Toc183886491" w:history="1">
+          <w:hyperlink w:anchor="_Toc184960361" w:history="1">
             <w:r>
               <w:rPr>
                 <w:rStyle w:val="Hyperlink"/>
                 <w:noProof/>
               </w:rPr>
-              <w:t>GitHub Desktop</w:t>
+              <w:t>Source Tree</w:t>
             </w:r>
             <w:r>
               <w:rPr>
@@ -887,7 +813,145 @@
                 <w:noProof/>
                 <w:webHidden/>
               </w:rPr>
-              <w:instrText xml:space="preserve"> PAGEREF _Toc183886491 \h </w:instrText>
+              <w:instrText xml:space="preserve"> PAGEREF _Toc184960361 \h </w:instrText>
+            </w:r>
+            <w:r>
+              <w:rPr>
+                <w:noProof/>
+                <w:webHidden/>
+              </w:rPr>
+            </w:r>
+            <w:r>
+              <w:rPr>
+                <w:noProof/>
+                <w:webHidden/>
+              </w:rPr>
+              <w:fldChar w:fldCharType="separate"/>
+            </w:r>
+            <w:r>
+              <w:rPr>
+                <w:noProof/>
+                <w:webHidden/>
+              </w:rPr>
+              <w:t>3</w:t>
+            </w:r>
+            <w:r>
+              <w:rPr>
+                <w:noProof/>
+                <w:webHidden/>
+              </w:rPr>
+              <w:fldChar w:fldCharType="end"/>
+            </w:r>
+          </w:hyperlink>
+        </w:p>
+        <w:p>
+          <w:pPr>
+            <w:pStyle w:val="TOC2"/>
+            <w:tabs>
+              <w:tab w:val="right" w:leader="dot" w:pos="9350"/>
+            </w:tabs>
+            <w:rPr>
+              <w:rFonts w:eastAsiaTheme="minorEastAsia"/>
+              <w:noProof/>
+            </w:rPr>
+          </w:pPr>
+          <w:hyperlink w:anchor="_Toc184960362" w:history="1">
+            <w:r>
+              <w:rPr>
+                <w:rStyle w:val="Hyperlink"/>
+                <w:noProof/>
+              </w:rPr>
+              <w:t>NodeJS and NPM</w:t>
+            </w:r>
+            <w:r>
+              <w:rPr>
+                <w:noProof/>
+                <w:webHidden/>
+              </w:rPr>
+              <w:tab/>
+            </w:r>
+            <w:r>
+              <w:rPr>
+                <w:noProof/>
+                <w:webHidden/>
+              </w:rPr>
+              <w:fldChar w:fldCharType="begin"/>
+            </w:r>
+            <w:r>
+              <w:rPr>
+                <w:noProof/>
+                <w:webHidden/>
+              </w:rPr>
+              <w:instrText xml:space="preserve"> PAGEREF _Toc184960362 \h </w:instrText>
+            </w:r>
+            <w:r>
+              <w:rPr>
+                <w:noProof/>
+                <w:webHidden/>
+              </w:rPr>
+            </w:r>
+            <w:r>
+              <w:rPr>
+                <w:noProof/>
+                <w:webHidden/>
+              </w:rPr>
+              <w:fldChar w:fldCharType="separate"/>
+            </w:r>
+            <w:r>
+              <w:rPr>
+                <w:noProof/>
+                <w:webHidden/>
+              </w:rPr>
+              <w:t>4</w:t>
+            </w:r>
+            <w:r>
+              <w:rPr>
+                <w:noProof/>
+                <w:webHidden/>
+              </w:rPr>
+              <w:fldChar w:fldCharType="end"/>
+            </w:r>
+          </w:hyperlink>
+        </w:p>
+        <w:p>
+          <w:pPr>
+            <w:pStyle w:val="TOC3"/>
+            <w:tabs>
+              <w:tab w:val="right" w:leader="dot" w:pos="9350"/>
+            </w:tabs>
+            <w:rPr>
+              <w:rFonts w:eastAsiaTheme="minorEastAsia"/>
+              <w:noProof/>
+            </w:rPr>
+          </w:pPr>
+          <w:hyperlink w:anchor="_Toc184960363" w:history="1">
+            <w:r>
+              <w:rPr>
+                <w:rStyle w:val="Hyperlink"/>
+                <w:noProof/>
+              </w:rPr>
+              <w:t>Using NPM to download jQuery</w:t>
+            </w:r>
+            <w:r>
+              <w:rPr>
+                <w:noProof/>
+                <w:webHidden/>
+              </w:rPr>
+              <w:tab/>
+            </w:r>
+            <w:r>
+              <w:rPr>
+                <w:noProof/>
+                <w:webHidden/>
+              </w:rPr>
+              <w:fldChar w:fldCharType="begin"/>
+            </w:r>
+            <w:r>
+              <w:rPr>
+                <w:noProof/>
+                <w:webHidden/>
+              </w:rPr>
+              <w:instrText xml:space="preserve"> PAGEREF _Toc184960363 \h </w:instrText>
             </w:r>
             <w:r>
               <w:rPr>
@@ -929,7 +993,76 @@
               <w:noProof/>
             </w:rPr>
           </w:pPr>
-          <w:hyperlink w:anchor="_Toc183886492" w:history="1">
+          <w:hyperlink w:anchor="_Toc184960364" w:history="1">
+            <w:r>
+              <w:rPr>
+                <w:rStyle w:val="Hyperlink"/>
+                <w:noProof/>
+              </w:rPr>
+              <w:t>GitHub Desktop</w:t>
+            </w:r>
+            <w:r>
+              <w:rPr>
+                <w:noProof/>
+                <w:webHidden/>
+              </w:rPr>
+              <w:tab/>
+            </w:r>
+            <w:r>
+              <w:rPr>
+                <w:noProof/>
+                <w:webHidden/>
+              </w:rPr>
+              <w:fldChar w:fldCharType="begin"/>
+            </w:r>
+            <w:r>
+              <w:rPr>
+                <w:noProof/>
+                <w:webHidden/>
+              </w:rPr>
+              <w:instrText xml:space="preserve"> PAGEREF _Toc184960364 \h </w:instrText>
+            </w:r>
+            <w:r>
+              <w:rPr>
+                <w:noProof/>
+                <w:webHidden/>
+              </w:rPr>
+            </w:r>
+            <w:r>
+              <w:rPr>
+                <w:noProof/>
+                <w:webHidden/>
+              </w:rPr>
+              <w:fldChar w:fldCharType="separate"/>
+            </w:r>
+            <w:r>
+              <w:rPr>
+                <w:noProof/>
+                <w:webHidden/>
+              </w:rPr>
+              <w:t>5</w:t>
+            </w:r>
+            <w:r>
+              <w:rPr>
+                <w:noProof/>
+                <w:webHidden/>
+              </w:rPr>
+              <w:fldChar w:fldCharType="end"/>
+            </w:r>
+          </w:hyperlink>
+        </w:p>
+        <w:p>
+          <w:pPr>
+            <w:pStyle w:val="TOC2"/>
+            <w:tabs>
+              <w:tab w:val="right" w:leader="dot" w:pos="9350"/>
+            </w:tabs>
+            <w:rPr>
+              <w:rFonts w:eastAsiaTheme="minorEastAsia"/>
+              <w:noProof/>
+            </w:rPr>
+          </w:pPr>
+          <w:hyperlink w:anchor="_Toc184960365" w:history="1">
             <w:r>
               <w:rPr>
                 <w:rStyle w:val="Hyperlink"/>
@@ -956,7 +1089,7 @@
                 <w:noProof/>
                 <w:webHidden/>
               </w:rPr>
-              <w:instrText xml:space="preserve"> PAGEREF _Toc183886492 \h </w:instrText>
+              <w:instrText xml:space="preserve"> PAGEREF _Toc184960365 \h </w:instrText>
             </w:r>
             <w:r>
               <w:rPr>
@@ -976,7 +1109,76 @@
                 <w:noProof/>
                 <w:webHidden/>
               </w:rPr>
-              <w:t>4</w:t>
+              <w:t>5</w:t>
+            </w:r>
+            <w:r>
+              <w:rPr>
+                <w:noProof/>
+                <w:webHidden/>
+              </w:rPr>
+              <w:fldChar w:fldCharType="end"/>
+            </w:r>
+          </w:hyperlink>
+        </w:p>
+        <w:p>
+          <w:pPr>
+            <w:pStyle w:val="TOC3"/>
+            <w:tabs>
+              <w:tab w:val="right" w:leader="dot" w:pos="9350"/>
+            </w:tabs>
+            <w:rPr>
+              <w:rFonts w:eastAsiaTheme="minorEastAsia"/>
+              <w:noProof/>
+            </w:rPr>
+          </w:pPr>
+          <w:hyperlink w:anchor="_Toc184960366" w:history="1">
+            <w:r>
+              <w:rPr>
+                <w:rStyle w:val="Hyperlink"/>
+                <w:noProof/>
+              </w:rPr>
+              <w:t>Using the Debugger for JavaScript Application</w:t>
+            </w:r>
+            <w:r>
+              <w:rPr>
+                <w:noProof/>
+                <w:webHidden/>
+              </w:rPr>
+              <w:tab/>
+            </w:r>
+            <w:r>
+              <w:rPr>
+                <w:noProof/>
+                <w:webHidden/>
+              </w:rPr>
+              <w:fldChar w:fldCharType="begin"/>
+            </w:r>
+            <w:r>
+              <w:rPr>
+                <w:noProof/>
+                <w:webHidden/>
+              </w:rPr>
+              <w:instrText xml:space="preserve"> PAGEREF _Toc184960366 \h </w:instrText>
+            </w:r>
+            <w:r>
+              <w:rPr>
+                <w:noProof/>
+                <w:webHidden/>
+              </w:rPr>
+            </w:r>
+            <w:r>
+              <w:rPr>
+                <w:noProof/>
+                <w:webHidden/>
+              </w:rPr>
+              <w:fldChar w:fldCharType="separate"/>
+            </w:r>
+            <w:r>
+              <w:rPr>
+                <w:noProof/>
+                <w:webHidden/>
+              </w:rPr>
+              <w:t>6</w:t>
             </w:r>
             <w:r>
               <w:rPr>
@@ -998,7 +1200,7 @@
               <w:noProof/>
             </w:rPr>
           </w:pPr>
-          <w:hyperlink w:anchor="_Toc183886493" w:history="1">
+          <w:hyperlink w:anchor="_Toc184960367" w:history="1">
             <w:r>
               <w:rPr>
                 <w:rStyle w:val="Hyperlink"/>
@@ -1025,7 +1227,7 @@
                 <w:noProof/>
                 <w:webHidden/>
               </w:rPr>
-              <w:instrText xml:space="preserve"> PAGEREF _Toc183886493 \h </w:instrText>
+              <w:instrText xml:space="preserve"> PAGEREF _Toc184960367 \h </w:instrText>
             </w:r>
             <w:r>
               <w:rPr>
@@ -1045,7 +1247,7 @@
                 <w:noProof/>
                 <w:webHidden/>
               </w:rPr>
-              <w:t>5</w:t>
+              <w:t>6</w:t>
             </w:r>
             <w:r>
               <w:rPr>
@@ -1085,7 +1287,7 @@
         <w:pStyle w:val="Heading1"/>
       </w:pPr>
       <w:bookmarkStart w:id="0" w:name="_Toc183807700"/>
-      <w:bookmarkStart w:id="1" w:name="_Toc183886486"/>
+      <w:bookmarkStart w:id="1" w:name="_Toc184960357"/>
       <w:r>
         <w:lastRenderedPageBreak/>
         <w:t>Installed Software</w:t>
@@ -1101,7 +1303,10 @@
         <w:pStyle w:val="Heading2"/>
       </w:pPr>
       <w:bookmarkStart w:id="2" w:name="_Toc183807701"/>
-      <w:bookmarkStart w:id="3" w:name="_Toc183886487"/>
+      <w:r>
+        <w:t xml:space="preserve"> </w:t>
+      </w:r>
+      <w:bookmarkStart w:id="3" w:name="_Toc184960358"/>
       <w:r>
         <w:t>Introduction</w:t>
       </w:r>
@@ -1141,7 +1346,7 @@
         <w:pStyle w:val="Heading2"/>
       </w:pPr>
       <w:bookmarkStart w:id="4" w:name="_Toc183807702"/>
-      <w:bookmarkStart w:id="5" w:name="_Toc183886488"/>
+      <w:bookmarkStart w:id="5" w:name="_Toc184960359"/>
       <w:r>
         <w:t>Git</w:t>
       </w:r>
@@ -1263,6 +1468,9 @@
     <w:p>
       <w:pPr>
         <w:jc w:val="center"/>
+        <w:rPr>
+          <w:rStyle w:val="Hyperlink"/>
+        </w:rPr>
       </w:pPr>
       <w:hyperlink r:id="rId13" w:history="1">
         <w:r>
@@ -1275,16 +1483,278 @@
     </w:p>
     <w:p>
       <w:pPr>
+        <w:pStyle w:val="Heading3"/>
+      </w:pPr>
+      <w:bookmarkStart w:id="6" w:name="_Toc184960360"/>
+      <w:r>
+        <w:t>Check Git Version</w:t>
+      </w:r>
+      <w:bookmarkEnd w:id="6"/>
+    </w:p>
+    <w:p>
+      <w:r>
+        <w:t xml:space="preserve">To verify if Git is successfully installed on your </w:t>
+      </w:r>
+      <w:r>
+        <w:t>computer</w:t>
+      </w:r>
+      <w:r>
+        <w:t xml:space="preserve">, </w:t>
+      </w:r>
+      <w:r>
+        <w:t xml:space="preserve">you can </w:t>
+      </w:r>
+      <w:r>
+        <w:rPr>
+          <w:b/>
+          <w:bCs/>
+        </w:rPr>
+        <w:t>check th</w:t>
+      </w:r>
+      <w:r>
+        <w:rPr>
+          <w:b/>
+          <w:bCs/>
+        </w:rPr>
+        <w:t>e Git</w:t>
+      </w:r>
+      <w:r>
+        <w:rPr>
+          <w:b/>
+          <w:bCs/>
+        </w:rPr>
+        <w:t xml:space="preserve"> version number</w:t>
+      </w:r>
+      <w:r>
+        <w:t>.</w:t>
+      </w:r>
+      <w:r>
+        <w:t xml:space="preserve"> </w:t>
+      </w:r>
+      <w:r>
+        <w:t xml:space="preserve"> </w:t>
+      </w:r>
+      <w:r>
+        <w:t xml:space="preserve">To open the Command Prompt </w:t>
+      </w:r>
+      <w:r>
+        <w:t>W</w:t>
+      </w:r>
+      <w:r>
+        <w:t xml:space="preserve">indow, </w:t>
+      </w:r>
+      <w:r>
+        <w:rPr>
+          <w:b/>
+          <w:bCs/>
+        </w:rPr>
+        <w:t>click the Windows Start button</w:t>
+      </w:r>
+      <w:r>
+        <w:t>.</w:t>
+      </w:r>
+    </w:p>
+    <w:p>
+      <w:pPr>
+        <w:jc w:val="center"/>
+      </w:pPr>
+      <w:r>
+        <w:rPr>
+          <w:noProof/>
+        </w:rPr>
+        <w:lastRenderedPageBreak/>
+        <w:drawing>
+          <wp:inline distT="0" distB="0" distL="0" distR="0" wp14:anchorId="62B7C755" wp14:editId="75237446">
+            <wp:extent cx="2924175" cy="1224073"/>
+            <wp:effectExtent l="0" t="0" r="0" b="0"/>
+            <wp:docPr id="217377302" name="Picture 1" descr="A screenshot of a computer&#10;&#10;Description automatically generated"/>
+            <wp:cNvGraphicFramePr>
+              <a:graphicFrameLocks xmlns:a="http://schemas.openxmlformats.org/drawingml/2006/main" noChangeAspect="1"/>
+            </wp:cNvGraphicFramePr>
+            <a:graphic xmlns:a="http://schemas.openxmlformats.org/drawingml/2006/main">
+              <a:graphicData uri="http://schemas.openxmlformats.org/drawingml/2006/picture">
+                <pic:pic xmlns:pic="http://schemas.openxmlformats.org/drawingml/2006/picture">
+                  <pic:nvPicPr>
+                    <pic:cNvPr id="217377302" name="Picture 1" descr="A screenshot of a computer&#10;&#10;Description automatically generated"/>
+                    <pic:cNvPicPr/>
+                  </pic:nvPicPr>
+                  <pic:blipFill>
+                    <a:blip r:embed="rId14"/>
+                    <a:stretch>
+                      <a:fillRect/>
+                    </a:stretch>
+                  </pic:blipFill>
+                  <pic:spPr>
+                    <a:xfrm>
+                      <a:off x="0" y="0"/>
+                      <a:ext cx="2930725" cy="1226815"/>
+                    </a:xfrm>
+                    <a:prstGeom prst="rect">
+                      <a:avLst/>
+                    </a:prstGeom>
+                  </pic:spPr>
+                </pic:pic>
+              </a:graphicData>
+            </a:graphic>
+          </wp:inline>
+        </w:drawing>
+      </w:r>
+    </w:p>
+    <w:p>
+      <w:r>
+        <w:t xml:space="preserve">That will open the Start menu. At the top of the menu, there's a </w:t>
+      </w:r>
+      <w:r>
+        <w:rPr>
+          <w:b/>
+          <w:bCs/>
+        </w:rPr>
+        <w:t xml:space="preserve">search field where you can enter 'CMD' </w:t>
+      </w:r>
+      <w:r>
+        <w:t>to open the Command Prompt window</w:t>
+      </w:r>
+      <w:r>
+        <w:t>.</w:t>
+      </w:r>
+    </w:p>
+    <w:p>
+      <w:pPr>
+        <w:jc w:val="center"/>
+      </w:pPr>
+      <w:r>
+        <w:rPr>
+          <w:noProof/>
+        </w:rPr>
+        <w:drawing>
+          <wp:inline distT="0" distB="0" distL="0" distR="0" wp14:anchorId="6C7FEF1F" wp14:editId="7D779AF0">
+            <wp:extent cx="4095750" cy="1410758"/>
+            <wp:effectExtent l="0" t="0" r="0" b="0"/>
+            <wp:docPr id="1279173986" name="Picture 1" descr="A screenshot of a computer&#10;&#10;Description automatically generated"/>
+            <wp:cNvGraphicFramePr>
+              <a:graphicFrameLocks xmlns:a="http://schemas.openxmlformats.org/drawingml/2006/main" noChangeAspect="1"/>
+            </wp:cNvGraphicFramePr>
+            <a:graphic xmlns:a="http://schemas.openxmlformats.org/drawingml/2006/main">
+              <a:graphicData uri="http://schemas.openxmlformats.org/drawingml/2006/picture">
+                <pic:pic xmlns:pic="http://schemas.openxmlformats.org/drawingml/2006/picture">
+                  <pic:nvPicPr>
+                    <pic:cNvPr id="1279173986" name="Picture 1" descr="A screenshot of a computer&#10;&#10;Description automatically generated"/>
+                    <pic:cNvPicPr/>
+                  </pic:nvPicPr>
+                  <pic:blipFill>
+                    <a:blip r:embed="rId15"/>
+                    <a:stretch>
+                      <a:fillRect/>
+                    </a:stretch>
+                  </pic:blipFill>
+                  <pic:spPr>
+                    <a:xfrm>
+                      <a:off x="0" y="0"/>
+                      <a:ext cx="4107761" cy="1414895"/>
+                    </a:xfrm>
+                    <a:prstGeom prst="rect">
+                      <a:avLst/>
+                    </a:prstGeom>
+                  </pic:spPr>
+                </pic:pic>
+              </a:graphicData>
+            </a:graphic>
+          </wp:inline>
+        </w:drawing>
+      </w:r>
+    </w:p>
+    <w:p>
+      <w:r>
+        <w:t>To see the version number</w:t>
+      </w:r>
+      <w:r>
+        <w:rPr>
+          <w:b/>
+          <w:bCs/>
+        </w:rPr>
+        <w:t xml:space="preserve">, type 'git </w:t>
+      </w:r>
+      <w:r>
+        <w:rPr>
+          <w:b/>
+          <w:bCs/>
+        </w:rPr>
+        <w:t>--</w:t>
+      </w:r>
+      <w:r>
+        <w:rPr>
+          <w:b/>
+          <w:bCs/>
+        </w:rPr>
+        <w:t xml:space="preserve"> </w:t>
+      </w:r>
+      <w:r>
+        <w:rPr>
+          <w:b/>
+          <w:bCs/>
+        </w:rPr>
+        <w:t>version'</w:t>
+      </w:r>
+      <w:r>
+        <w:t xml:space="preserve"> in the Command Prompt window.</w:t>
+      </w:r>
+    </w:p>
+    <w:p>
+      <w:pPr>
+        <w:jc w:val="center"/>
+      </w:pPr>
+      <w:r>
+        <w:rPr>
+          <w:noProof/>
+        </w:rPr>
+        <w:drawing>
+          <wp:inline distT="0" distB="0" distL="0" distR="0" wp14:anchorId="3E951F9E" wp14:editId="63B970E1">
+            <wp:extent cx="2942857" cy="1057143"/>
+            <wp:effectExtent l="0" t="0" r="0" b="0"/>
+            <wp:docPr id="457981131" name="Picture 1" descr="A screenshot of a computer program&#10;&#10;Description automatically generated"/>
+            <wp:cNvGraphicFramePr>
+              <a:graphicFrameLocks xmlns:a="http://schemas.openxmlformats.org/drawingml/2006/main" noChangeAspect="1"/>
+            </wp:cNvGraphicFramePr>
+            <a:graphic xmlns:a="http://schemas.openxmlformats.org/drawingml/2006/main">
+              <a:graphicData uri="http://schemas.openxmlformats.org/drawingml/2006/picture">
+                <pic:pic xmlns:pic="http://schemas.openxmlformats.org/drawingml/2006/picture">
+                  <pic:nvPicPr>
+                    <pic:cNvPr id="457981131" name="Picture 1" descr="A screenshot of a computer program&#10;&#10;Description automatically generated"/>
+                    <pic:cNvPicPr/>
+                  </pic:nvPicPr>
+                  <pic:blipFill>
+                    <a:blip r:embed="rId16"/>
+                    <a:stretch>
+                      <a:fillRect/>
+                    </a:stretch>
+                  </pic:blipFill>
+                  <pic:spPr>
+                    <a:xfrm>
+                      <a:off x="0" y="0"/>
+                      <a:ext cx="2942857" cy="1057143"/>
+                    </a:xfrm>
+                    <a:prstGeom prst="rect">
+                      <a:avLst/>
+                    </a:prstGeom>
+                  </pic:spPr>
+                </pic:pic>
+              </a:graphicData>
+            </a:graphic>
+          </wp:inline>
+        </w:drawing>
+      </w:r>
+    </w:p>
+    <w:p>
+      <w:pPr>
         <w:pStyle w:val="Heading2"/>
       </w:pPr>
-      <w:bookmarkStart w:id="6" w:name="_Toc183807703"/>
-      <w:bookmarkStart w:id="7" w:name="_Toc183886489"/>
-      <w:r>
-        <w:lastRenderedPageBreak/>
+      <w:bookmarkStart w:id="7" w:name="_Toc183807703"/>
+      <w:bookmarkStart w:id="8" w:name="_Toc184960361"/>
+      <w:r>
         <w:t>Source Tree</w:t>
       </w:r>
-      <w:bookmarkEnd w:id="6"/>
       <w:bookmarkEnd w:id="7"/>
+      <w:bookmarkEnd w:id="8"/>
     </w:p>
     <w:p>
       <w:pPr>
@@ -1310,7 +1780,7 @@
                     <pic:cNvPicPr/>
                   </pic:nvPicPr>
                   <pic:blipFill>
-                    <a:blip r:embed="rId14"/>
+                    <a:blip r:embed="rId17"/>
                     <a:stretch>
                       <a:fillRect/>
                     </a:stretch>
@@ -1340,6 +1810,7 @@
           <w:b/>
           <w:bCs/>
         </w:rPr>
+        <w:lastRenderedPageBreak/>
         <w:t>SourceTree is a free Git client</w:t>
       </w:r>
       <w:r>
@@ -1364,7 +1835,7 @@
       <w:pPr>
         <w:jc w:val="center"/>
       </w:pPr>
-      <w:hyperlink r:id="rId15" w:history="1">
+      <w:hyperlink r:id="rId18" w:history="1">
         <w:r>
           <w:rPr>
             <w:rStyle w:val="Hyperlink"/>
@@ -1377,13 +1848,13 @@
       <w:pPr>
         <w:pStyle w:val="Heading2"/>
       </w:pPr>
-      <w:bookmarkStart w:id="8" w:name="_Toc183807704"/>
-      <w:bookmarkStart w:id="9" w:name="_Toc183886490"/>
+      <w:bookmarkStart w:id="9" w:name="_Toc183807704"/>
+      <w:bookmarkStart w:id="10" w:name="_Toc184960362"/>
       <w:r>
         <w:t>NodeJS and NPM</w:t>
       </w:r>
-      <w:bookmarkEnd w:id="8"/>
       <w:bookmarkEnd w:id="9"/>
+      <w:bookmarkEnd w:id="10"/>
     </w:p>
     <w:p>
       <w:pPr>
@@ -1409,7 +1880,7 @@
                     <pic:cNvPicPr/>
                   </pic:nvPicPr>
                   <pic:blipFill>
-                    <a:blip r:embed="rId16"/>
+                    <a:blip r:embed="rId19"/>
                     <a:stretch>
                       <a:fillRect/>
                     </a:stretch>
@@ -1435,7 +1906,6 @@
         <w:jc w:val="both"/>
       </w:pPr>
       <w:r>
-        <w:lastRenderedPageBreak/>
         <w:t xml:space="preserve">Another important software package to install is Node.js, an open-source, cross-platform runtime environment that </w:t>
       </w:r>
       <w:r>
@@ -1454,7 +1924,17 @@
         <w:jc w:val="both"/>
       </w:pPr>
       <w:r>
-        <w:t>Node.js comes with NPM (Node Package Manager), the standard package manager for Node.js. The NPM webpage, npmjs.com, is the official site where you can browse packages, read documentation, and find general information about NPM. The site also offers resources for both free and Pro users, including various tools for JavaScript development.</w:t>
+        <w:t xml:space="preserve">Node.js comes with NPM (Node Package Manager), the </w:t>
+      </w:r>
+      <w:r>
+        <w:rPr>
+          <w:b/>
+          <w:bCs/>
+        </w:rPr>
+        <w:t>standard package manager for Node.js.</w:t>
+      </w:r>
+      <w:r>
+        <w:t xml:space="preserve"> The NPM webpage, npmjs.com, is the official site where you can browse packages, read documentation, and find general information about NPM. The site also offers resources for both free and Pro users, including various tools for JavaScript development.</w:t>
       </w:r>
     </w:p>
     <w:p>
@@ -1469,7 +1949,7 @@
           <w:rStyle w:val="Hyperlink"/>
         </w:rPr>
       </w:pPr>
-      <w:hyperlink r:id="rId17" w:history="1">
+      <w:hyperlink r:id="rId20" w:history="1">
         <w:r>
           <w:rPr>
             <w:rStyle w:val="Hyperlink"/>
@@ -1478,18 +1958,39 @@
         </w:r>
       </w:hyperlink>
     </w:p>
+    <w:p>
+      <w:pPr>
+        <w:pStyle w:val="Heading3"/>
+      </w:pPr>
+      <w:bookmarkStart w:id="11" w:name="_Toc184960363"/>
+      <w:r>
+        <w:t xml:space="preserve">Using NPM to download </w:t>
+      </w:r>
+      <w:r>
+        <w:t>jQuery</w:t>
+      </w:r>
+      <w:bookmarkEnd w:id="11"/>
+    </w:p>
+    <w:p>
+      <w:pPr>
+        <w:rPr>
+          <w:rStyle w:val="Hyperlink"/>
+        </w:rPr>
+      </w:pPr>
+    </w:p>
     <w:p/>
     <w:p>
       <w:pPr>
         <w:pStyle w:val="Heading2"/>
       </w:pPr>
-      <w:bookmarkStart w:id="10" w:name="_Toc183807705"/>
-      <w:bookmarkStart w:id="11" w:name="_Toc183886491"/>
-      <w:r>
+      <w:bookmarkStart w:id="12" w:name="_Toc183807705"/>
+      <w:bookmarkStart w:id="13" w:name="_Toc184960364"/>
+      <w:r>
+        <w:lastRenderedPageBreak/>
         <w:t>GitHub Desktop</w:t>
       </w:r>
-      <w:bookmarkEnd w:id="10"/>
-      <w:bookmarkEnd w:id="11"/>
+      <w:bookmarkEnd w:id="12"/>
+      <w:bookmarkEnd w:id="13"/>
     </w:p>
     <w:p>
       <w:pPr>
@@ -1515,7 +2016,7 @@
                     <pic:cNvPicPr/>
                   </pic:nvPicPr>
                   <pic:blipFill>
-                    <a:blip r:embed="rId18"/>
+                    <a:blip r:embed="rId21"/>
                     <a:stretch>
                       <a:fillRect/>
                     </a:stretch>
@@ -1603,7 +2104,7 @@
           <w:rStyle w:val="Hyperlink"/>
         </w:rPr>
       </w:pPr>
-      <w:hyperlink r:id="rId19" w:history="1">
+      <w:hyperlink r:id="rId22" w:history="1">
         <w:r>
           <w:rPr>
             <w:rStyle w:val="Hyperlink"/>
@@ -1626,16 +2127,16 @@
           <w:rStyle w:val="Hyperlink"/>
         </w:rPr>
       </w:pPr>
-      <w:bookmarkStart w:id="12" w:name="_Toc183807706"/>
-      <w:bookmarkStart w:id="13" w:name="_Toc183886492"/>
+      <w:bookmarkStart w:id="14" w:name="_Toc183807706"/>
+      <w:bookmarkStart w:id="15" w:name="_Toc184960365"/>
       <w:r>
         <w:rPr>
           <w:rStyle w:val="Hyperlink"/>
         </w:rPr>
         <w:t>Visual Studio Code</w:t>
       </w:r>
-      <w:bookmarkEnd w:id="12"/>
-      <w:bookmarkEnd w:id="13"/>
+      <w:bookmarkEnd w:id="14"/>
+      <w:bookmarkEnd w:id="15"/>
       <w:r>
         <w:rPr>
           <w:rStyle w:val="Hyperlink"/>
@@ -1649,11 +2150,12 @@
         <w:rPr>
           <w:noProof/>
         </w:rPr>
+        <w:lastRenderedPageBreak/>
         <w:drawing>
-          <wp:inline distT="0" distB="0" distL="0" distR="0" wp14:anchorId="36F425C5" wp14:editId="4F59CD68">
-            <wp:extent cx="6100447" cy="3872089"/>
+          <wp:inline distT="0" distB="0" distL="0" distR="0" wp14:anchorId="649A7655" wp14:editId="4DF8FF22">
+            <wp:extent cx="5943600" cy="4248150"/>
             <wp:effectExtent l="0" t="0" r="0" b="0"/>
-            <wp:docPr id="494367496" name="Picture 1" descr="A screenshot of a computer program&#10;&#10;Description automatically generated"/>
+            <wp:docPr id="1955762332" name="Picture 1" descr="A screenshot of a computer&#10;&#10;Description automatically generated"/>
             <wp:cNvGraphicFramePr>
               <a:graphicFrameLocks xmlns:a="http://schemas.openxmlformats.org/drawingml/2006/main" noChangeAspect="1"/>
             </wp:cNvGraphicFramePr>
@@ -1661,11 +2163,11 @@
               <a:graphicData uri="http://schemas.openxmlformats.org/drawingml/2006/picture">
                 <pic:pic xmlns:pic="http://schemas.openxmlformats.org/drawingml/2006/picture">
                   <pic:nvPicPr>
-                    <pic:cNvPr id="494367496" name="Picture 1" descr="A screenshot of a computer program&#10;&#10;Description automatically generated"/>
+                    <pic:cNvPr id="1955762332" name="Picture 1" descr="A screenshot of a computer&#10;&#10;Description automatically generated"/>
                     <pic:cNvPicPr/>
                   </pic:nvPicPr>
                   <pic:blipFill>
-                    <a:blip r:embed="rId20"/>
+                    <a:blip r:embed="rId23"/>
                     <a:stretch>
                       <a:fillRect/>
                     </a:stretch>
@@ -1673,7 +2175,7 @@
                   <pic:spPr>
                     <a:xfrm>
                       <a:off x="0" y="0"/>
-                      <a:ext cx="6101859" cy="3872985"/>
+                      <a:ext cx="5943600" cy="4248150"/>
                     </a:xfrm>
                     <a:prstGeom prst="rect">
                       <a:avLst/>
@@ -1711,7 +2213,7 @@
           <w:rStyle w:val="Hyperlink"/>
         </w:rPr>
       </w:pPr>
-      <w:hyperlink r:id="rId21" w:history="1">
+      <w:hyperlink r:id="rId24" w:history="1">
         <w:r>
           <w:rPr>
             <w:rStyle w:val="Hyperlink"/>
@@ -1722,6 +2224,36 @@
     </w:p>
     <w:p>
       <w:pPr>
+        <w:jc w:val="center"/>
+        <w:rPr>
+          <w:rStyle w:val="Hyperlink"/>
+        </w:rPr>
+      </w:pPr>
+    </w:p>
+    <w:p>
+      <w:pPr>
+        <w:pStyle w:val="Heading3"/>
+        <w:rPr>
+          <w:rStyle w:val="Hyperlink"/>
+        </w:rPr>
+      </w:pPr>
+      <w:bookmarkStart w:id="16" w:name="_Toc184960366"/>
+      <w:r>
+        <w:rPr>
+          <w:rStyle w:val="Hyperlink"/>
+        </w:rPr>
+        <w:t>Using the De</w:t>
+      </w:r>
+      <w:r>
+        <w:rPr>
+          <w:rStyle w:val="Hyperlink"/>
+        </w:rPr>
+        <w:t>bugger for JavaScript Application</w:t>
+      </w:r>
+      <w:bookmarkEnd w:id="16"/>
+    </w:p>
+    <w:p>
+      <w:pPr>
         <w:rPr>
           <w:rStyle w:val="Hyperlink"/>
         </w:rPr>
@@ -1734,16 +2266,16 @@
           <w:rStyle w:val="Hyperlink"/>
         </w:rPr>
       </w:pPr>
-      <w:bookmarkStart w:id="14" w:name="_Toc183807707"/>
-      <w:bookmarkStart w:id="15" w:name="_Toc183886493"/>
+      <w:bookmarkStart w:id="17" w:name="_Toc183807707"/>
+      <w:bookmarkStart w:id="18" w:name="_Toc184960367"/>
       <w:r>
         <w:rPr>
           <w:rStyle w:val="Hyperlink"/>
         </w:rPr>
         <w:t>Docker Desktop</w:t>
       </w:r>
-      <w:bookmarkEnd w:id="14"/>
-      <w:bookmarkEnd w:id="15"/>
+      <w:bookmarkEnd w:id="17"/>
+      <w:bookmarkEnd w:id="18"/>
     </w:p>
     <w:p/>
     <w:p>
@@ -1771,7 +2303,7 @@
                     <pic:cNvPicPr/>
                   </pic:nvPicPr>
                   <pic:blipFill>
-                    <a:blip r:embed="rId22"/>
+                    <a:blip r:embed="rId25"/>
                     <a:stretch>
                       <a:fillRect/>
                     </a:stretch>
@@ -1797,7 +2329,35 @@
         <w:jc w:val="both"/>
       </w:pPr>
       <w:r>
-        <w:t xml:space="preserve">Docker Desktop is a widely used application that simplifies the process of building, sharing, and running containerized applications. It offers an intuitive user interface and comprehensive CLI tools to manage Docker containers and images seamlessly. With Docker Desktop, developers can create, test, and debug containers on their local machines before deploying them to production environments. It supports both Windows and macOS operating systems, making it a versatile tool for developers across different platforms. </w:t>
+        <w:t xml:space="preserve">Docker Desktop is a widely used application that simplifies the process of building, sharing, and </w:t>
+      </w:r>
+      <w:r>
+        <w:rPr>
+          <w:b/>
+          <w:bCs/>
+        </w:rPr>
+        <w:t>running containerized applications</w:t>
+      </w:r>
+      <w:r>
+        <w:t xml:space="preserve">. It offers an intuitive user interface and comprehensive </w:t>
+      </w:r>
+      <w:r>
+        <w:t>command line interface</w:t>
+      </w:r>
+      <w:r>
+        <w:t xml:space="preserve"> </w:t>
+      </w:r>
+      <w:r>
+        <w:t>(</w:t>
+      </w:r>
+      <w:r>
+        <w:t>CLI</w:t>
+      </w:r>
+      <w:r>
+        <w:t>)</w:t>
+      </w:r>
+      <w:r>
+        <w:t xml:space="preserve"> tools to manage Docker containers and images seamlessly. With Docker Desktop, developers can create, test, and debug containers on their local machines before deploying them to production environments. It supports both Windows and macOS operating systems, making it a versatile tool for developers across different platforms. </w:t>
       </w:r>
     </w:p>
     <w:p>
@@ -1816,7 +2376,7 @@
           <w:u w:val="single"/>
         </w:rPr>
       </w:pPr>
-      <w:hyperlink r:id="rId23" w:history="1">
+      <w:hyperlink r:id="rId26" w:history="1">
         <w:r>
           <w:rPr>
             <w:rStyle w:val="Hyperlink"/>
@@ -1854,8 +2414,8 @@
     <w:p/>
     <w:p/>
     <w:sectPr>
-      <w:headerReference w:type="default" r:id="rId24"/>
-      <w:footerReference w:type="default" r:id="rId25"/>
+      <w:headerReference w:type="default" r:id="rId27"/>
+      <w:footerReference w:type="default" r:id="rId28"/>
       <w:pgSz w:w="12240" w:h="15840"/>
       <w:pgMar w:top="1440" w:right="1440" w:bottom="1440" w:left="1440" w:header="720" w:footer="720" w:gutter="0"/>
       <w:pgNumType w:start="0"/>
@@ -2068,6 +2628,7 @@
                             <w:dataBinding w:prefixMappings="xmlns:ns0='http://purl.org/dc/elements/1.1/' xmlns:ns1='http://schemas.openxmlformats.org/package/2006/metadata/core-properties' " w:xpath="/ns1:coreProperties[1]/ns0:title[1]" w:storeItemID="{6C3C8BC8-F283-45AE-878A-BAB7291924A1}"/>
                             <w:text/>
                           </w:sdtPr>
+                          <w:sdtEndPr/>
                           <w:sdtContent>
                             <w:p>
                               <w:pPr>
@@ -2129,6 +2690,7 @@
                       <w:dataBinding w:prefixMappings="xmlns:ns0='http://purl.org/dc/elements/1.1/' xmlns:ns1='http://schemas.openxmlformats.org/package/2006/metadata/core-properties' " w:xpath="/ns1:coreProperties[1]/ns0:title[1]" w:storeItemID="{6C3C8BC8-F283-45AE-878A-BAB7291924A1}"/>
                       <w:text/>
                     </w:sdtPr>
+                    <w:sdtEndPr/>
                     <w:sdtContent>
                       <w:p>
                         <w:pPr>
@@ -8210,7 +8772,6 @@
   <w:style w:type="character" w:default="1" w:styleId="DefaultParagraphFont">
     <w:name w:val="Default Paragraph Font"/>
     <w:uiPriority w:val="1"/>
-    <w:semiHidden/>
     <w:unhideWhenUsed/>
   </w:style>
   <w:style w:type="table" w:default="1" w:styleId="TableNormal">

--- a/Steps PodCast/Section1/STEPS PODCAST -  CREATING A WEBSITE WITH DOCKER v1.1.docx
+++ b/Steps PodCast/Section1/STEPS PODCAST -  CREATING A WEBSITE WITH DOCKER v1.1.docx
@@ -1973,12 +1973,1031 @@
     </w:p>
     <w:p>
       <w:pPr>
+        <w:jc w:val="both"/>
+      </w:pPr>
+      <w:r>
+        <w:t xml:space="preserve">I'll </w:t>
+      </w:r>
+      <w:r>
         <w:rPr>
-          <w:rStyle w:val="Hyperlink"/>
+          <w:b/>
+          <w:bCs/>
         </w:rPr>
-      </w:pPr>
+        <w:t>demonstrate how to download a JavaScript</w:t>
+      </w:r>
+      <w:r>
+        <w:t xml:space="preserve"> library using jQuery as an example. I've chosen jQuery because it's commonly used and suitable for demonstration purposes. </w:t>
+      </w:r>
     </w:p>
-    <w:p/>
+    <w:p>
+      <w:pPr>
+        <w:numPr>
+          <w:ilvl w:val="0"/>
+          <w:numId w:val="45"/>
+        </w:numPr>
+      </w:pPr>
+      <w:r>
+        <w:t xml:space="preserve">Open the </w:t>
+      </w:r>
+      <w:r>
+        <w:t>wor</w:t>
+      </w:r>
+      <w:r>
+        <w:t xml:space="preserve">k-space </w:t>
+      </w:r>
+      <w:r>
+        <w:t>folder:</w:t>
+      </w:r>
+    </w:p>
+    <w:p>
+      <w:pPr>
+        <w:numPr>
+          <w:ilvl w:val="1"/>
+          <w:numId w:val="45"/>
+        </w:numPr>
+        <w:jc w:val="both"/>
+      </w:pPr>
+      <w:r>
+        <w:lastRenderedPageBreak/>
+        <w:t xml:space="preserve">I was </w:t>
+      </w:r>
+      <w:r>
+        <w:t>previously working in a directory</w:t>
+      </w:r>
+      <w:r>
+        <w:t xml:space="preserve"> called 'DIR'</w:t>
+      </w:r>
+      <w:r>
+        <w:t xml:space="preserve"> so</w:t>
+      </w:r>
+      <w:r>
+        <w:t xml:space="preserve"> </w:t>
+      </w:r>
+      <w:r>
+        <w:t xml:space="preserve">to </w:t>
+      </w:r>
+      <w:r>
+        <w:rPr>
+          <w:b/>
+          <w:bCs/>
+        </w:rPr>
+        <w:t>change the directory to '</w:t>
+      </w:r>
+      <w:proofErr w:type="gramStart"/>
+      <w:r>
+        <w:rPr>
+          <w:b/>
+          <w:bCs/>
+        </w:rPr>
+        <w:t>work-space</w:t>
+      </w:r>
+      <w:proofErr w:type="gramEnd"/>
+      <w:r>
+        <w:rPr>
+          <w:b/>
+          <w:bCs/>
+        </w:rPr>
+        <w:t>',</w:t>
+      </w:r>
+      <w:r>
+        <w:t xml:space="preserve"> do the following</w:t>
+      </w:r>
+      <w:r>
+        <w:t xml:space="preserve">. </w:t>
+      </w:r>
+      <w:r>
+        <w:rPr>
+          <w:b/>
+          <w:bCs/>
+        </w:rPr>
+        <w:t>Select 'Open Folder'</w:t>
+      </w:r>
+      <w:r>
+        <w:t xml:space="preserve"> and choose the desired folder.</w:t>
+      </w:r>
+    </w:p>
+    <w:p>
+      <w:pPr>
+        <w:ind w:left="1440"/>
+      </w:pPr>
+      <w:r>
+        <w:drawing>
+          <wp:inline distT="0" distB="0" distL="0" distR="0" wp14:anchorId="2099B4F8" wp14:editId="42B7232B">
+            <wp:extent cx="2667372" cy="1743318"/>
+            <wp:effectExtent l="0" t="0" r="0" b="9525"/>
+            <wp:docPr id="297217260" name="Picture 1" descr="A screenshot of a computer&#10;&#10;Description automatically generated"/>
+            <wp:cNvGraphicFramePr>
+              <a:graphicFrameLocks xmlns:a="http://schemas.openxmlformats.org/drawingml/2006/main" noChangeAspect="1"/>
+            </wp:cNvGraphicFramePr>
+            <a:graphic xmlns:a="http://schemas.openxmlformats.org/drawingml/2006/main">
+              <a:graphicData uri="http://schemas.openxmlformats.org/drawingml/2006/picture">
+                <pic:pic xmlns:pic="http://schemas.openxmlformats.org/drawingml/2006/picture">
+                  <pic:nvPicPr>
+                    <pic:cNvPr id="297217260" name="Picture 1" descr="A screenshot of a computer&#10;&#10;Description automatically generated"/>
+                    <pic:cNvPicPr/>
+                  </pic:nvPicPr>
+                  <pic:blipFill>
+                    <a:blip r:embed="rId21"/>
+                    <a:stretch>
+                      <a:fillRect/>
+                    </a:stretch>
+                  </pic:blipFill>
+                  <pic:spPr>
+                    <a:xfrm>
+                      <a:off x="0" y="0"/>
+                      <a:ext cx="2667372" cy="1743318"/>
+                    </a:xfrm>
+                    <a:prstGeom prst="rect">
+                      <a:avLst/>
+                    </a:prstGeom>
+                  </pic:spPr>
+                </pic:pic>
+              </a:graphicData>
+            </a:graphic>
+          </wp:inline>
+        </w:drawing>
+      </w:r>
+    </w:p>
+    <w:p>
+      <w:pPr>
+        <w:numPr>
+          <w:ilvl w:val="0"/>
+          <w:numId w:val="45"/>
+        </w:numPr>
+      </w:pPr>
+      <w:r>
+        <w:t>Open a terminal window:</w:t>
+      </w:r>
+    </w:p>
+    <w:p>
+      <w:pPr>
+        <w:numPr>
+          <w:ilvl w:val="1"/>
+          <w:numId w:val="45"/>
+        </w:numPr>
+      </w:pPr>
+      <w:r>
+        <w:t xml:space="preserve">Launch a new terminal. By default, it </w:t>
+      </w:r>
+      <w:r>
+        <w:rPr>
+          <w:b/>
+          <w:bCs/>
+        </w:rPr>
+        <w:t>opens in PowerShell</w:t>
+      </w:r>
+      <w:r>
+        <w:t>.</w:t>
+      </w:r>
+    </w:p>
+    <w:p>
+      <w:pPr>
+        <w:ind w:left="1440"/>
+      </w:pPr>
+      <w:r>
+        <w:drawing>
+          <wp:inline distT="0" distB="0" distL="0" distR="0" wp14:anchorId="51672BD3" wp14:editId="3CF118CB">
+            <wp:extent cx="4344006" cy="971686"/>
+            <wp:effectExtent l="0" t="0" r="0" b="0"/>
+            <wp:docPr id="946768358" name="Picture 1" descr="A screenshot of a computer&#10;&#10;Description automatically generated"/>
+            <wp:cNvGraphicFramePr>
+              <a:graphicFrameLocks xmlns:a="http://schemas.openxmlformats.org/drawingml/2006/main" noChangeAspect="1"/>
+            </wp:cNvGraphicFramePr>
+            <a:graphic xmlns:a="http://schemas.openxmlformats.org/drawingml/2006/main">
+              <a:graphicData uri="http://schemas.openxmlformats.org/drawingml/2006/picture">
+                <pic:pic xmlns:pic="http://schemas.openxmlformats.org/drawingml/2006/picture">
+                  <pic:nvPicPr>
+                    <pic:cNvPr id="946768358" name="Picture 1" descr="A screenshot of a computer&#10;&#10;Description automatically generated"/>
+                    <pic:cNvPicPr/>
+                  </pic:nvPicPr>
+                  <pic:blipFill>
+                    <a:blip r:embed="rId22"/>
+                    <a:stretch>
+                      <a:fillRect/>
+                    </a:stretch>
+                  </pic:blipFill>
+                  <pic:spPr>
+                    <a:xfrm>
+                      <a:off x="0" y="0"/>
+                      <a:ext cx="4344006" cy="971686"/>
+                    </a:xfrm>
+                    <a:prstGeom prst="rect">
+                      <a:avLst/>
+                    </a:prstGeom>
+                  </pic:spPr>
+                </pic:pic>
+              </a:graphicData>
+            </a:graphic>
+          </wp:inline>
+        </w:drawing>
+      </w:r>
+    </w:p>
+    <w:p>
+      <w:pPr>
+        <w:numPr>
+          <w:ilvl w:val="1"/>
+          <w:numId w:val="45"/>
+        </w:numPr>
+      </w:pPr>
+      <w:r>
+        <w:t xml:space="preserve">If you prefer, you can </w:t>
+      </w:r>
+      <w:r>
+        <w:rPr>
+          <w:b/>
+          <w:bCs/>
+        </w:rPr>
+        <w:t>switch to Bash</w:t>
+      </w:r>
+      <w:r>
+        <w:t>, provided you have Git Bash installed.</w:t>
+      </w:r>
+    </w:p>
+    <w:p>
+      <w:pPr>
+        <w:ind w:left="1440"/>
+      </w:pPr>
+      <w:r>
+        <w:rPr>
+          <w:noProof/>
+        </w:rPr>
+        <w:drawing>
+          <wp:inline distT="0" distB="0" distL="0" distR="0" wp14:anchorId="79227962" wp14:editId="02E0E186">
+            <wp:extent cx="2324100" cy="1622775"/>
+            <wp:effectExtent l="0" t="0" r="0" b="0"/>
+            <wp:docPr id="1042544587" name="Picture 1" descr="A screenshot of a computer&#10;&#10;Description automatically generated"/>
+            <wp:cNvGraphicFramePr>
+              <a:graphicFrameLocks xmlns:a="http://schemas.openxmlformats.org/drawingml/2006/main" noChangeAspect="1"/>
+            </wp:cNvGraphicFramePr>
+            <a:graphic xmlns:a="http://schemas.openxmlformats.org/drawingml/2006/main">
+              <a:graphicData uri="http://schemas.openxmlformats.org/drawingml/2006/picture">
+                <pic:pic xmlns:pic="http://schemas.openxmlformats.org/drawingml/2006/picture">
+                  <pic:nvPicPr>
+                    <pic:cNvPr id="1042544587" name="Picture 1" descr="A screenshot of a computer&#10;&#10;Description automatically generated"/>
+                    <pic:cNvPicPr/>
+                  </pic:nvPicPr>
+                  <pic:blipFill>
+                    <a:blip r:embed="rId23"/>
+                    <a:stretch>
+                      <a:fillRect/>
+                    </a:stretch>
+                  </pic:blipFill>
+                  <pic:spPr>
+                    <a:xfrm>
+                      <a:off x="0" y="0"/>
+                      <a:ext cx="2332181" cy="1628417"/>
+                    </a:xfrm>
+                    <a:prstGeom prst="rect">
+                      <a:avLst/>
+                    </a:prstGeom>
+                  </pic:spPr>
+                </pic:pic>
+              </a:graphicData>
+            </a:graphic>
+          </wp:inline>
+        </w:drawing>
+      </w:r>
+    </w:p>
+    <w:p>
+      <w:pPr>
+        <w:numPr>
+          <w:ilvl w:val="0"/>
+          <w:numId w:val="45"/>
+        </w:numPr>
+      </w:pPr>
+      <w:r>
+        <w:t xml:space="preserve">Create a </w:t>
+      </w:r>
+      <w:proofErr w:type="spellStart"/>
+      <w:r>
+        <w:t>package.json</w:t>
+      </w:r>
+      <w:proofErr w:type="spellEnd"/>
+      <w:r>
+        <w:t xml:space="preserve"> file:</w:t>
+      </w:r>
+    </w:p>
+    <w:p>
+      <w:pPr>
+        <w:numPr>
+          <w:ilvl w:val="1"/>
+          <w:numId w:val="45"/>
+        </w:numPr>
+      </w:pPr>
+      <w:r>
+        <w:t>T</w:t>
+      </w:r>
+      <w:r>
+        <w:t xml:space="preserve">he </w:t>
+      </w:r>
+      <w:proofErr w:type="spellStart"/>
+      <w:r>
+        <w:t>package.json</w:t>
+      </w:r>
+      <w:proofErr w:type="spellEnd"/>
+      <w:r>
+        <w:t xml:space="preserve"> file will keep a </w:t>
+      </w:r>
+      <w:r>
+        <w:rPr>
+          <w:b/>
+          <w:bCs/>
+        </w:rPr>
+        <w:t>list of all the JavaScript libraries</w:t>
+      </w:r>
+      <w:r>
+        <w:t xml:space="preserve"> you've installed.</w:t>
+      </w:r>
+    </w:p>
+    <w:p>
+      <w:pPr>
+        <w:ind w:left="1440"/>
+      </w:pPr>
+      <w:r>
+        <w:rPr>
+          <w:noProof/>
+        </w:rPr>
+        <w:lastRenderedPageBreak/>
+        <w:drawing>
+          <wp:inline distT="0" distB="0" distL="0" distR="0" wp14:anchorId="35342BC9" wp14:editId="156D9EBC">
+            <wp:extent cx="4238625" cy="1521105"/>
+            <wp:effectExtent l="0" t="0" r="0" b="3175"/>
+            <wp:docPr id="355517545" name="Picture 1" descr="A screenshot of a computer&#10;&#10;Description automatically generated"/>
+            <wp:cNvGraphicFramePr>
+              <a:graphicFrameLocks xmlns:a="http://schemas.openxmlformats.org/drawingml/2006/main" noChangeAspect="1"/>
+            </wp:cNvGraphicFramePr>
+            <a:graphic xmlns:a="http://schemas.openxmlformats.org/drawingml/2006/main">
+              <a:graphicData uri="http://schemas.openxmlformats.org/drawingml/2006/picture">
+                <pic:pic xmlns:pic="http://schemas.openxmlformats.org/drawingml/2006/picture">
+                  <pic:nvPicPr>
+                    <pic:cNvPr id="355517545" name="Picture 1" descr="A screenshot of a computer&#10;&#10;Description automatically generated"/>
+                    <pic:cNvPicPr/>
+                  </pic:nvPicPr>
+                  <pic:blipFill>
+                    <a:blip r:embed="rId24"/>
+                    <a:stretch>
+                      <a:fillRect/>
+                    </a:stretch>
+                  </pic:blipFill>
+                  <pic:spPr>
+                    <a:xfrm>
+                      <a:off x="0" y="0"/>
+                      <a:ext cx="4244798" cy="1523320"/>
+                    </a:xfrm>
+                    <a:prstGeom prst="rect">
+                      <a:avLst/>
+                    </a:prstGeom>
+                  </pic:spPr>
+                </pic:pic>
+              </a:graphicData>
+            </a:graphic>
+          </wp:inline>
+        </w:drawing>
+      </w:r>
+    </w:p>
+    <w:p>
+      <w:pPr>
+        <w:pStyle w:val="ListParagraph"/>
+        <w:numPr>
+          <w:ilvl w:val="1"/>
+          <w:numId w:val="45"/>
+        </w:numPr>
+        <w:spacing w:before="100" w:beforeAutospacing="1" w:after="100" w:afterAutospacing="1" w:line="240" w:lineRule="auto"/>
+      </w:pPr>
+      <w:r>
+        <w:t xml:space="preserve">Run </w:t>
+      </w:r>
+      <w:proofErr w:type="spellStart"/>
+      <w:r>
+        <w:rPr>
+          <w:b/>
+          <w:bCs/>
+        </w:rPr>
+        <w:t>npm</w:t>
+      </w:r>
+      <w:proofErr w:type="spellEnd"/>
+      <w:r>
+        <w:rPr>
+          <w:b/>
+          <w:bCs/>
+        </w:rPr>
+        <w:t xml:space="preserve"> </w:t>
+      </w:r>
+      <w:proofErr w:type="spellStart"/>
+      <w:r>
+        <w:rPr>
+          <w:b/>
+          <w:bCs/>
+        </w:rPr>
+        <w:t>init</w:t>
+      </w:r>
+      <w:proofErr w:type="spellEnd"/>
+      <w:r>
+        <w:t xml:space="preserve"> and follow the prompts. </w:t>
+      </w:r>
+      <w:r>
+        <w:rPr>
+          <w:b/>
+          <w:bCs/>
+        </w:rPr>
+        <w:t>You can accept the default values</w:t>
+      </w:r>
+      <w:r>
+        <w:rPr>
+          <w:b/>
+          <w:bCs/>
+        </w:rPr>
+        <w:t xml:space="preserve"> by pressing enter</w:t>
+      </w:r>
+      <w:r>
+        <w:t xml:space="preserve"> </w:t>
+      </w:r>
+      <w:r>
+        <w:t>than</w:t>
+      </w:r>
+      <w:r>
+        <w:t xml:space="preserve"> </w:t>
+      </w:r>
+      <w:r>
+        <w:t>type</w:t>
+      </w:r>
+      <w:r>
+        <w:t xml:space="preserve"> 'yes'.</w:t>
+      </w:r>
+      <w:r>
+        <w:t xml:space="preserve"> </w:t>
+      </w:r>
+    </w:p>
+    <w:p>
+      <w:pPr>
+        <w:pStyle w:val="ListParagraph"/>
+        <w:spacing w:before="100" w:beforeAutospacing="1" w:after="100" w:afterAutospacing="1" w:line="240" w:lineRule="auto"/>
+        <w:ind w:left="1440"/>
+      </w:pPr>
+    </w:p>
+    <w:p>
+      <w:pPr>
+        <w:pStyle w:val="ListParagraph"/>
+        <w:spacing w:before="100" w:beforeAutospacing="1" w:after="100" w:afterAutospacing="1" w:line="240" w:lineRule="auto"/>
+        <w:ind w:left="1440"/>
+      </w:pPr>
+      <w:r>
+        <w:rPr>
+          <w:noProof/>
+        </w:rPr>
+        <w:drawing>
+          <wp:inline distT="0" distB="0" distL="0" distR="0" wp14:anchorId="233D7D40" wp14:editId="5A2E459D">
+            <wp:extent cx="4767594" cy="1714500"/>
+            <wp:effectExtent l="0" t="0" r="0" b="0"/>
+            <wp:docPr id="742291807" name="Picture 1" descr="A screenshot of a computer screen&#10;&#10;Description automatically generated"/>
+            <wp:cNvGraphicFramePr>
+              <a:graphicFrameLocks xmlns:a="http://schemas.openxmlformats.org/drawingml/2006/main" noChangeAspect="1"/>
+            </wp:cNvGraphicFramePr>
+            <a:graphic xmlns:a="http://schemas.openxmlformats.org/drawingml/2006/main">
+              <a:graphicData uri="http://schemas.openxmlformats.org/drawingml/2006/picture">
+                <pic:pic xmlns:pic="http://schemas.openxmlformats.org/drawingml/2006/picture">
+                  <pic:nvPicPr>
+                    <pic:cNvPr id="742291807" name="Picture 1" descr="A screenshot of a computer screen&#10;&#10;Description automatically generated"/>
+                    <pic:cNvPicPr/>
+                  </pic:nvPicPr>
+                  <pic:blipFill>
+                    <a:blip r:embed="rId25"/>
+                    <a:stretch>
+                      <a:fillRect/>
+                    </a:stretch>
+                  </pic:blipFill>
+                  <pic:spPr>
+                    <a:xfrm>
+                      <a:off x="0" y="0"/>
+                      <a:ext cx="4778205" cy="1718316"/>
+                    </a:xfrm>
+                    <a:prstGeom prst="rect">
+                      <a:avLst/>
+                    </a:prstGeom>
+                  </pic:spPr>
+                </pic:pic>
+              </a:graphicData>
+            </a:graphic>
+          </wp:inline>
+        </w:drawing>
+      </w:r>
+    </w:p>
+    <w:p>
+      <w:pPr>
+        <w:pStyle w:val="ListParagraph"/>
+        <w:numPr>
+          <w:ilvl w:val="1"/>
+          <w:numId w:val="45"/>
+        </w:numPr>
+        <w:spacing w:before="100" w:beforeAutospacing="1" w:after="100" w:afterAutospacing="1" w:line="240" w:lineRule="auto"/>
+      </w:pPr>
+      <w:r>
+        <w:t xml:space="preserve">You can </w:t>
+      </w:r>
+      <w:r>
+        <w:rPr>
+          <w:b/>
+          <w:bCs/>
+        </w:rPr>
+        <w:t xml:space="preserve">open the </w:t>
+      </w:r>
+      <w:proofErr w:type="spellStart"/>
+      <w:r>
+        <w:rPr>
+          <w:b/>
+          <w:bCs/>
+        </w:rPr>
+        <w:t>package.json</w:t>
+      </w:r>
+      <w:proofErr w:type="spellEnd"/>
+      <w:r>
+        <w:t xml:space="preserve"> file to view its contents.</w:t>
+      </w:r>
+    </w:p>
+    <w:p>
+      <w:pPr>
+        <w:pStyle w:val="ListParagraph"/>
+        <w:spacing w:before="100" w:beforeAutospacing="1" w:after="100" w:afterAutospacing="1" w:line="240" w:lineRule="auto"/>
+        <w:ind w:left="1440"/>
+      </w:pPr>
+    </w:p>
+    <w:p>
+      <w:pPr>
+        <w:numPr>
+          <w:ilvl w:val="0"/>
+          <w:numId w:val="45"/>
+        </w:numPr>
+        <w:spacing w:before="100" w:beforeAutospacing="1" w:after="100" w:afterAutospacing="1" w:line="240" w:lineRule="auto"/>
+      </w:pPr>
+      <w:r>
+        <w:t>Install jQuery:</w:t>
+      </w:r>
+    </w:p>
+    <w:p>
+      <w:pPr>
+        <w:spacing w:before="100" w:beforeAutospacing="1" w:after="100" w:afterAutospacing="1" w:line="240" w:lineRule="auto"/>
+        <w:ind w:left="1440"/>
+      </w:pPr>
+      <w:r>
+        <w:rPr>
+          <w:noProof/>
+        </w:rPr>
+        <w:drawing>
+          <wp:inline distT="0" distB="0" distL="0" distR="0" wp14:anchorId="60C2EF0E" wp14:editId="30335271">
+            <wp:extent cx="5216606" cy="2314575"/>
+            <wp:effectExtent l="0" t="0" r="3175" b="0"/>
+            <wp:docPr id="1684419154" name="Picture 1"/>
+            <wp:cNvGraphicFramePr>
+              <a:graphicFrameLocks xmlns:a="http://schemas.openxmlformats.org/drawingml/2006/main" noChangeAspect="1"/>
+            </wp:cNvGraphicFramePr>
+            <a:graphic xmlns:a="http://schemas.openxmlformats.org/drawingml/2006/main">
+              <a:graphicData uri="http://schemas.openxmlformats.org/drawingml/2006/picture">
+                <pic:pic xmlns:pic="http://schemas.openxmlformats.org/drawingml/2006/picture">
+                  <pic:nvPicPr>
+                    <pic:cNvPr id="1684419154" name="Picture 1"/>
+                    <pic:cNvPicPr/>
+                  </pic:nvPicPr>
+                  <pic:blipFill>
+                    <a:blip r:embed="rId26"/>
+                    <a:stretch>
+                      <a:fillRect/>
+                    </a:stretch>
+                  </pic:blipFill>
+                  <pic:spPr>
+                    <a:xfrm>
+                      <a:off x="0" y="0"/>
+                      <a:ext cx="5220158" cy="2316151"/>
+                    </a:xfrm>
+                    <a:prstGeom prst="rect">
+                      <a:avLst/>
+                    </a:prstGeom>
+                  </pic:spPr>
+                </pic:pic>
+              </a:graphicData>
+            </a:graphic>
+          </wp:inline>
+        </w:drawing>
+      </w:r>
+    </w:p>
+    <w:p>
+      <w:pPr>
+        <w:numPr>
+          <w:ilvl w:val="1"/>
+          <w:numId w:val="45"/>
+        </w:numPr>
+        <w:spacing w:before="100" w:beforeAutospacing="1" w:after="100" w:afterAutospacing="1" w:line="240" w:lineRule="auto"/>
+      </w:pPr>
+      <w:r>
+        <w:t xml:space="preserve">Visit the </w:t>
+      </w:r>
+      <w:proofErr w:type="spellStart"/>
+      <w:r>
+        <w:t>npm</w:t>
+      </w:r>
+      <w:proofErr w:type="spellEnd"/>
+      <w:r>
+        <w:t xml:space="preserve"> manage site </w:t>
+      </w:r>
+      <w:r>
+        <w:rPr>
+          <w:b/>
+          <w:bCs/>
+        </w:rPr>
+        <w:t>and find the command for installing jQuery</w:t>
+      </w:r>
+      <w:r>
+        <w:t>.</w:t>
+      </w:r>
+    </w:p>
+    <w:p>
+      <w:pPr>
+        <w:spacing w:before="100" w:beforeAutospacing="1" w:after="100" w:afterAutospacing="1" w:line="240" w:lineRule="auto"/>
+        <w:ind w:left="1440"/>
+      </w:pPr>
+      <w:r>
+        <w:lastRenderedPageBreak/>
+        <w:drawing>
+          <wp:inline distT="0" distB="0" distL="0" distR="0" wp14:anchorId="0E060EE2" wp14:editId="78C637F5">
+            <wp:extent cx="3400425" cy="2315528"/>
+            <wp:effectExtent l="0" t="0" r="0" b="8890"/>
+            <wp:docPr id="1754983532" name="Picture 1" descr="A red arrow pointing to a white background&#10;&#10;Description automatically generated"/>
+            <wp:cNvGraphicFramePr>
+              <a:graphicFrameLocks xmlns:a="http://schemas.openxmlformats.org/drawingml/2006/main" noChangeAspect="1"/>
+            </wp:cNvGraphicFramePr>
+            <a:graphic xmlns:a="http://schemas.openxmlformats.org/drawingml/2006/main">
+              <a:graphicData uri="http://schemas.openxmlformats.org/drawingml/2006/picture">
+                <pic:pic xmlns:pic="http://schemas.openxmlformats.org/drawingml/2006/picture">
+                  <pic:nvPicPr>
+                    <pic:cNvPr id="1754983532" name="Picture 1" descr="A red arrow pointing to a white background&#10;&#10;Description automatically generated"/>
+                    <pic:cNvPicPr/>
+                  </pic:nvPicPr>
+                  <pic:blipFill>
+                    <a:blip r:embed="rId27"/>
+                    <a:stretch>
+                      <a:fillRect/>
+                    </a:stretch>
+                  </pic:blipFill>
+                  <pic:spPr>
+                    <a:xfrm>
+                      <a:off x="0" y="0"/>
+                      <a:ext cx="3408227" cy="2320841"/>
+                    </a:xfrm>
+                    <a:prstGeom prst="rect">
+                      <a:avLst/>
+                    </a:prstGeom>
+                  </pic:spPr>
+                </pic:pic>
+              </a:graphicData>
+            </a:graphic>
+          </wp:inline>
+        </w:drawing>
+      </w:r>
+    </w:p>
+    <w:p>
+      <w:pPr>
+        <w:numPr>
+          <w:ilvl w:val="1"/>
+          <w:numId w:val="45"/>
+        </w:numPr>
+        <w:spacing w:before="100" w:beforeAutospacing="1" w:after="100" w:afterAutospacing="1" w:line="240" w:lineRule="auto"/>
+      </w:pPr>
+      <w:r>
+        <w:t>Copy the</w:t>
+      </w:r>
+      <w:r>
+        <w:t xml:space="preserve"> </w:t>
+      </w:r>
+      <w:proofErr w:type="spellStart"/>
+      <w:r>
+        <w:rPr>
+          <w:b/>
+          <w:bCs/>
+        </w:rPr>
+        <w:t>npm</w:t>
+      </w:r>
+      <w:proofErr w:type="spellEnd"/>
+      <w:r>
+        <w:rPr>
+          <w:b/>
+          <w:bCs/>
+        </w:rPr>
+        <w:t xml:space="preserve"> I </w:t>
+      </w:r>
+      <w:proofErr w:type="spellStart"/>
+      <w:r>
+        <w:rPr>
+          <w:b/>
+          <w:bCs/>
+        </w:rPr>
+        <w:t>jquery</w:t>
+      </w:r>
+      <w:proofErr w:type="spellEnd"/>
+      <w:r>
+        <w:t xml:space="preserve"> command, paste it into the terminal, and run it to install the library.</w:t>
+      </w:r>
+    </w:p>
+    <w:p>
+      <w:pPr>
+        <w:spacing w:before="100" w:beforeAutospacing="1" w:after="100" w:afterAutospacing="1" w:line="240" w:lineRule="auto"/>
+        <w:ind w:left="1440"/>
+      </w:pPr>
+      <w:r>
+        <w:drawing>
+          <wp:inline distT="0" distB="0" distL="0" distR="0" wp14:anchorId="7BD7ADD2" wp14:editId="4CC78518">
+            <wp:extent cx="4724400" cy="1945787"/>
+            <wp:effectExtent l="0" t="0" r="0" b="0"/>
+            <wp:docPr id="1594836561" name="Picture 1" descr="A screen shot of a computer&#10;&#10;Description automatically generated"/>
+            <wp:cNvGraphicFramePr>
+              <a:graphicFrameLocks xmlns:a="http://schemas.openxmlformats.org/drawingml/2006/main" noChangeAspect="1"/>
+            </wp:cNvGraphicFramePr>
+            <a:graphic xmlns:a="http://schemas.openxmlformats.org/drawingml/2006/main">
+              <a:graphicData uri="http://schemas.openxmlformats.org/drawingml/2006/picture">
+                <pic:pic xmlns:pic="http://schemas.openxmlformats.org/drawingml/2006/picture">
+                  <pic:nvPicPr>
+                    <pic:cNvPr id="1594836561" name="Picture 1" descr="A screen shot of a computer&#10;&#10;Description automatically generated"/>
+                    <pic:cNvPicPr/>
+                  </pic:nvPicPr>
+                  <pic:blipFill>
+                    <a:blip r:embed="rId28"/>
+                    <a:stretch>
+                      <a:fillRect/>
+                    </a:stretch>
+                  </pic:blipFill>
+                  <pic:spPr>
+                    <a:xfrm>
+                      <a:off x="0" y="0"/>
+                      <a:ext cx="4769324" cy="1964289"/>
+                    </a:xfrm>
+                    <a:prstGeom prst="rect">
+                      <a:avLst/>
+                    </a:prstGeom>
+                  </pic:spPr>
+                </pic:pic>
+              </a:graphicData>
+            </a:graphic>
+          </wp:inline>
+        </w:drawing>
+      </w:r>
+    </w:p>
+    <w:p>
+      <w:pPr>
+        <w:numPr>
+          <w:ilvl w:val="1"/>
+          <w:numId w:val="45"/>
+        </w:numPr>
+        <w:spacing w:before="100" w:beforeAutospacing="1" w:after="100" w:afterAutospacing="1" w:line="240" w:lineRule="auto"/>
+      </w:pPr>
+      <w:r>
+        <w:t xml:space="preserve">The library will </w:t>
+      </w:r>
+      <w:r>
+        <w:rPr>
+          <w:b/>
+          <w:bCs/>
+        </w:rPr>
+        <w:t>be added to the dependencies</w:t>
+      </w:r>
+      <w:r>
+        <w:t xml:space="preserve"> in your </w:t>
+      </w:r>
+      <w:proofErr w:type="spellStart"/>
+      <w:r>
+        <w:t>package.json</w:t>
+      </w:r>
+      <w:proofErr w:type="spellEnd"/>
+      <w:r>
+        <w:t xml:space="preserve"> file.</w:t>
+      </w:r>
+    </w:p>
+    <w:p>
+      <w:pPr>
+        <w:numPr>
+          <w:ilvl w:val="0"/>
+          <w:numId w:val="45"/>
+        </w:numPr>
+        <w:spacing w:before="100" w:beforeAutospacing="1" w:after="100" w:afterAutospacing="1" w:line="240" w:lineRule="auto"/>
+      </w:pPr>
+      <w:r>
+        <w:t>Cleanup:</w:t>
+      </w:r>
+    </w:p>
+    <w:p>
+      <w:pPr>
+        <w:spacing w:before="100" w:beforeAutospacing="1" w:after="100" w:afterAutospacing="1" w:line="240" w:lineRule="auto"/>
+        <w:ind w:left="720"/>
+      </w:pPr>
+      <w:r>
+        <w:drawing>
+          <wp:inline distT="0" distB="0" distL="0" distR="0" wp14:anchorId="36EDDFA3" wp14:editId="1B9CBA06">
+            <wp:extent cx="4220164" cy="1810003"/>
+            <wp:effectExtent l="0" t="0" r="0" b="0"/>
+            <wp:docPr id="83089949" name="Picture 1" descr="A red arrow pointing to a white background&#10;&#10;Description automatically generated"/>
+            <wp:cNvGraphicFramePr>
+              <a:graphicFrameLocks xmlns:a="http://schemas.openxmlformats.org/drawingml/2006/main" noChangeAspect="1"/>
+            </wp:cNvGraphicFramePr>
+            <a:graphic xmlns:a="http://schemas.openxmlformats.org/drawingml/2006/main">
+              <a:graphicData uri="http://schemas.openxmlformats.org/drawingml/2006/picture">
+                <pic:pic xmlns:pic="http://schemas.openxmlformats.org/drawingml/2006/picture">
+                  <pic:nvPicPr>
+                    <pic:cNvPr id="83089949" name="Picture 1" descr="A red arrow pointing to a white background&#10;&#10;Description automatically generated"/>
+                    <pic:cNvPicPr/>
+                  </pic:nvPicPr>
+                  <pic:blipFill>
+                    <a:blip r:embed="rId29"/>
+                    <a:stretch>
+                      <a:fillRect/>
+                    </a:stretch>
+                  </pic:blipFill>
+                  <pic:spPr>
+                    <a:xfrm>
+                      <a:off x="0" y="0"/>
+                      <a:ext cx="4220164" cy="1810003"/>
+                    </a:xfrm>
+                    <a:prstGeom prst="rect">
+                      <a:avLst/>
+                    </a:prstGeom>
+                  </pic:spPr>
+                </pic:pic>
+              </a:graphicData>
+            </a:graphic>
+          </wp:inline>
+        </w:drawing>
+      </w:r>
+    </w:p>
+    <w:p>
+      <w:pPr>
+        <w:numPr>
+          <w:ilvl w:val="1"/>
+          <w:numId w:val="45"/>
+        </w:numPr>
+        <w:spacing w:before="100" w:beforeAutospacing="1" w:after="100" w:afterAutospacing="1" w:line="240" w:lineRule="auto"/>
+      </w:pPr>
+      <w:r>
+        <w:t xml:space="preserve">If you mistakenly add the wrong files, </w:t>
+      </w:r>
+      <w:r>
+        <w:rPr>
+          <w:b/>
+          <w:bCs/>
+        </w:rPr>
+        <w:t>delete the unwanted entries</w:t>
+      </w:r>
+      <w:r>
+        <w:t xml:space="preserve"> from your </w:t>
+      </w:r>
+      <w:proofErr w:type="spellStart"/>
+      <w:r>
+        <w:t>package.json</w:t>
+      </w:r>
+      <w:proofErr w:type="spellEnd"/>
+      <w:r>
+        <w:t xml:space="preserve"> file.</w:t>
+      </w:r>
+    </w:p>
+    <w:p>
+      <w:pPr>
+        <w:spacing w:before="100" w:beforeAutospacing="1" w:after="100" w:afterAutospacing="1" w:line="240" w:lineRule="auto"/>
+        <w:ind w:left="1440"/>
+      </w:pPr>
+      <w:r>
+        <w:lastRenderedPageBreak/>
+        <w:drawing>
+          <wp:inline distT="0" distB="0" distL="0" distR="0" wp14:anchorId="6794BA6A" wp14:editId="6CBF864F">
+            <wp:extent cx="4483768" cy="819150"/>
+            <wp:effectExtent l="0" t="0" r="0" b="0"/>
+            <wp:docPr id="1794015645" name="Picture 1" descr="A close up of a number&#10;&#10;Description automatically generated"/>
+            <wp:cNvGraphicFramePr>
+              <a:graphicFrameLocks xmlns:a="http://schemas.openxmlformats.org/drawingml/2006/main" noChangeAspect="1"/>
+            </wp:cNvGraphicFramePr>
+            <a:graphic xmlns:a="http://schemas.openxmlformats.org/drawingml/2006/main">
+              <a:graphicData uri="http://schemas.openxmlformats.org/drawingml/2006/picture">
+                <pic:pic xmlns:pic="http://schemas.openxmlformats.org/drawingml/2006/picture">
+                  <pic:nvPicPr>
+                    <pic:cNvPr id="1794015645" name="Picture 1" descr="A close up of a number&#10;&#10;Description automatically generated"/>
+                    <pic:cNvPicPr/>
+                  </pic:nvPicPr>
+                  <pic:blipFill>
+                    <a:blip r:embed="rId30"/>
+                    <a:stretch>
+                      <a:fillRect/>
+                    </a:stretch>
+                  </pic:blipFill>
+                  <pic:spPr>
+                    <a:xfrm>
+                      <a:off x="0" y="0"/>
+                      <a:ext cx="4489301" cy="820161"/>
+                    </a:xfrm>
+                    <a:prstGeom prst="rect">
+                      <a:avLst/>
+                    </a:prstGeom>
+                  </pic:spPr>
+                </pic:pic>
+              </a:graphicData>
+            </a:graphic>
+          </wp:inline>
+        </w:drawing>
+      </w:r>
+    </w:p>
+    <w:p>
+      <w:pPr>
+        <w:numPr>
+          <w:ilvl w:val="1"/>
+          <w:numId w:val="45"/>
+        </w:numPr>
+        <w:spacing w:before="100" w:beforeAutospacing="1" w:after="100" w:afterAutospacing="1" w:line="240" w:lineRule="auto"/>
+      </w:pPr>
+      <w:r>
+        <w:rPr>
+          <w:b/>
+          <w:bCs/>
+        </w:rPr>
+        <w:t xml:space="preserve">Run </w:t>
+      </w:r>
+      <w:proofErr w:type="spellStart"/>
+      <w:r>
+        <w:rPr>
+          <w:b/>
+          <w:bCs/>
+        </w:rPr>
+        <w:t>npm</w:t>
+      </w:r>
+      <w:proofErr w:type="spellEnd"/>
+      <w:r>
+        <w:rPr>
+          <w:b/>
+          <w:bCs/>
+        </w:rPr>
+        <w:t xml:space="preserve"> install</w:t>
+      </w:r>
+      <w:r>
+        <w:t xml:space="preserve"> to update the dependencies.</w:t>
+      </w:r>
+    </w:p>
+    <w:p>
+      <w:pPr>
+        <w:spacing w:before="100" w:beforeAutospacing="1" w:after="100" w:afterAutospacing="1" w:line="240" w:lineRule="auto"/>
+        <w:ind w:left="1440"/>
+      </w:pPr>
+      <w:r>
+        <w:drawing>
+          <wp:inline distT="0" distB="0" distL="0" distR="0" wp14:anchorId="03ABACAD" wp14:editId="4C680DE3">
+            <wp:extent cx="3599566" cy="1819275"/>
+            <wp:effectExtent l="0" t="0" r="1270" b="0"/>
+            <wp:docPr id="1042627585" name="Picture 1" descr="A red arrow pointing to a white background&#10;&#10;Description automatically generated"/>
+            <wp:cNvGraphicFramePr>
+              <a:graphicFrameLocks xmlns:a="http://schemas.openxmlformats.org/drawingml/2006/main" noChangeAspect="1"/>
+            </wp:cNvGraphicFramePr>
+            <a:graphic xmlns:a="http://schemas.openxmlformats.org/drawingml/2006/main">
+              <a:graphicData uri="http://schemas.openxmlformats.org/drawingml/2006/picture">
+                <pic:pic xmlns:pic="http://schemas.openxmlformats.org/drawingml/2006/picture">
+                  <pic:nvPicPr>
+                    <pic:cNvPr id="1042627585" name="Picture 1" descr="A red arrow pointing to a white background&#10;&#10;Description automatically generated"/>
+                    <pic:cNvPicPr/>
+                  </pic:nvPicPr>
+                  <pic:blipFill>
+                    <a:blip r:embed="rId31"/>
+                    <a:stretch>
+                      <a:fillRect/>
+                    </a:stretch>
+                  </pic:blipFill>
+                  <pic:spPr>
+                    <a:xfrm>
+                      <a:off x="0" y="0"/>
+                      <a:ext cx="3606832" cy="1822947"/>
+                    </a:xfrm>
+                    <a:prstGeom prst="rect">
+                      <a:avLst/>
+                    </a:prstGeom>
+                  </pic:spPr>
+                </pic:pic>
+              </a:graphicData>
+            </a:graphic>
+          </wp:inline>
+        </w:drawing>
+      </w:r>
+    </w:p>
+    <w:p>
+      <w:pPr>
+        <w:numPr>
+          <w:ilvl w:val="1"/>
+          <w:numId w:val="45"/>
+        </w:numPr>
+        <w:spacing w:before="100" w:beforeAutospacing="1" w:after="100" w:afterAutospacing="1" w:line="240" w:lineRule="auto"/>
+      </w:pPr>
+      <w:r>
+        <w:t xml:space="preserve">Perform a cleanup by </w:t>
+      </w:r>
+      <w:r>
+        <w:rPr>
+          <w:b/>
+          <w:bCs/>
+        </w:rPr>
+        <w:t>letting the package manager handle deletions</w:t>
+      </w:r>
+      <w:r>
+        <w:t>, then manually remove any leftover folders if necessary.</w:t>
+      </w:r>
+    </w:p>
     <w:p>
       <w:pPr>
         <w:pStyle w:val="Heading2"/>
@@ -1986,7 +3005,6 @@
       <w:bookmarkStart w:id="12" w:name="_Toc183807705"/>
       <w:bookmarkStart w:id="13" w:name="_Toc184960364"/>
       <w:r>
-        <w:lastRenderedPageBreak/>
         <w:t>GitHub Desktop</w:t>
       </w:r>
       <w:bookmarkEnd w:id="12"/>
@@ -2016,7 +3034,7 @@
                     <pic:cNvPicPr/>
                   </pic:nvPicPr>
                   <pic:blipFill>
-                    <a:blip r:embed="rId21"/>
+                    <a:blip r:embed="rId32"/>
                     <a:stretch>
                       <a:fillRect/>
                     </a:stretch>
@@ -2047,6 +3065,7 @@
         <w:jc w:val="both"/>
       </w:pPr>
       <w:r>
+        <w:lastRenderedPageBreak/>
         <w:t xml:space="preserve">GitHub Desktop is a free, open-source application created to streamline your development workflow. It enables you to interact with </w:t>
       </w:r>
       <w:r>
@@ -2104,7 +3123,7 @@
           <w:rStyle w:val="Hyperlink"/>
         </w:rPr>
       </w:pPr>
-      <w:hyperlink r:id="rId22" w:history="1">
+      <w:hyperlink r:id="rId33" w:history="1">
         <w:r>
           <w:rPr>
             <w:rStyle w:val="Hyperlink"/>
@@ -2150,7 +3169,6 @@
         <w:rPr>
           <w:noProof/>
         </w:rPr>
-        <w:lastRenderedPageBreak/>
         <w:drawing>
           <wp:inline distT="0" distB="0" distL="0" distR="0" wp14:anchorId="649A7655" wp14:editId="4DF8FF22">
             <wp:extent cx="5943600" cy="4248150"/>
@@ -2167,7 +3185,7 @@
                     <pic:cNvPicPr/>
                   </pic:nvPicPr>
                   <pic:blipFill>
-                    <a:blip r:embed="rId23"/>
+                    <a:blip r:embed="rId34"/>
                     <a:stretch>
                       <a:fillRect/>
                     </a:stretch>
@@ -2203,7 +3221,11 @@
         <w:t>integrated debugging tools</w:t>
       </w:r>
       <w:r>
-        <w:t>, syntax highlighting to aid in reading and understanding code, intelligent code completion that suggests code based on context, reusable snippets of code, code refactoring tools to restructure code without changing its behavior, and built-in support for version control with Git.</w:t>
+        <w:t xml:space="preserve">, syntax highlighting to aid in reading and understanding code, intelligent code completion </w:t>
+      </w:r>
+      <w:r>
+        <w:lastRenderedPageBreak/>
+        <w:t>that suggests code based on context, reusable snippets of code, code refactoring tools to restructure code without changing its behavior, and built-in support for version control with Git.</w:t>
       </w:r>
     </w:p>
     <w:p>
@@ -2213,7 +3235,7 @@
           <w:rStyle w:val="Hyperlink"/>
         </w:rPr>
       </w:pPr>
-      <w:hyperlink r:id="rId24" w:history="1">
+      <w:hyperlink r:id="rId35" w:history="1">
         <w:r>
           <w:rPr>
             <w:rStyle w:val="Hyperlink"/>
@@ -2286,7 +3308,6 @@
         <w:rPr>
           <w:noProof/>
         </w:rPr>
-        <w:lastRenderedPageBreak/>
         <w:drawing>
           <wp:inline distT="0" distB="0" distL="0" distR="0" wp14:anchorId="4329FCA0" wp14:editId="3CCD6AE7">
             <wp:extent cx="5644444" cy="3101429"/>
@@ -2303,7 +3324,7 @@
                     <pic:cNvPicPr/>
                   </pic:nvPicPr>
                   <pic:blipFill>
-                    <a:blip r:embed="rId25"/>
+                    <a:blip r:embed="rId36"/>
                     <a:stretch>
                       <a:fillRect/>
                     </a:stretch>
@@ -2342,10 +3363,7 @@
         <w:t xml:space="preserve">. It offers an intuitive user interface and comprehensive </w:t>
       </w:r>
       <w:r>
-        <w:t>command line interface</w:t>
-      </w:r>
-      <w:r>
-        <w:t xml:space="preserve"> </w:t>
+        <w:t xml:space="preserve">command line interface </w:t>
       </w:r>
       <w:r>
         <w:t>(</w:t>
@@ -2365,7 +3383,11 @@
         <w:jc w:val="both"/>
       </w:pPr>
       <w:r>
-        <w:t>Key features include Kubernetes integration, which allows developers to run Kubernetes clusters locally, and robust support for various programming languages and frameworks. Docker Desktop is essential for streamlining development workflows and ensuring consistency across different stages of application deployment.</w:t>
+        <w:t xml:space="preserve">Key features include Kubernetes integration, which allows developers to run Kubernetes clusters locally, and robust support for various programming languages and frameworks. </w:t>
+      </w:r>
+      <w:r>
+        <w:lastRenderedPageBreak/>
+        <w:t>Docker Desktop is essential for streamlining development workflows and ensuring consistency across different stages of application deployment.</w:t>
       </w:r>
     </w:p>
     <w:p>
@@ -2376,7 +3398,7 @@
           <w:u w:val="single"/>
         </w:rPr>
       </w:pPr>
-      <w:hyperlink r:id="rId26" w:history="1">
+      <w:hyperlink r:id="rId37" w:history="1">
         <w:r>
           <w:rPr>
             <w:rStyle w:val="Hyperlink"/>
@@ -2414,8 +3436,8 @@
     <w:p/>
     <w:p/>
     <w:sectPr>
-      <w:headerReference w:type="default" r:id="rId27"/>
-      <w:footerReference w:type="default" r:id="rId28"/>
+      <w:headerReference w:type="default" r:id="rId38"/>
+      <w:footerReference w:type="default" r:id="rId39"/>
       <w:pgSz w:w="12240" w:h="15840"/>
       <w:pgMar w:top="1440" w:right="1440" w:bottom="1440" w:left="1440" w:header="720" w:footer="720" w:gutter="0"/>
       <w:pgNumType w:start="0"/>
@@ -2628,7 +3650,6 @@
                             <w:dataBinding w:prefixMappings="xmlns:ns0='http://purl.org/dc/elements/1.1/' xmlns:ns1='http://schemas.openxmlformats.org/package/2006/metadata/core-properties' " w:xpath="/ns1:coreProperties[1]/ns0:title[1]" w:storeItemID="{6C3C8BC8-F283-45AE-878A-BAB7291924A1}"/>
                             <w:text/>
                           </w:sdtPr>
-                          <w:sdtEndPr/>
                           <w:sdtContent>
                             <w:p>
                               <w:pPr>
@@ -2690,7 +3711,6 @@
                       <w:dataBinding w:prefixMappings="xmlns:ns0='http://purl.org/dc/elements/1.1/' xmlns:ns1='http://schemas.openxmlformats.org/package/2006/metadata/core-properties' " w:xpath="/ns1:coreProperties[1]/ns0:title[1]" w:storeItemID="{6C3C8BC8-F283-45AE-878A-BAB7291924A1}"/>
                       <w:text/>
                     </w:sdtPr>
-                    <w:sdtEndPr/>
                     <w:sdtContent>
                       <w:p>
                         <w:pPr>
@@ -3665,6 +4685,123 @@
     </w:lvl>
   </w:abstractNum>
   <w:abstractNum w:abstractNumId="7" w15:restartNumberingAfterBreak="0">
+    <w:nsid w:val="174E5154"/>
+    <w:multiLevelType w:val="multilevel"/>
+    <w:tmpl w:val="6F8A9FBE"/>
+    <w:lvl w:ilvl="0">
+      <w:start w:val="1"/>
+      <w:numFmt w:val="decimal"/>
+      <w:lvlText w:val="%1."/>
+      <w:lvlJc w:val="left"/>
+      <w:pPr>
+        <w:tabs>
+          <w:tab w:val="num" w:pos="720"/>
+        </w:tabs>
+        <w:ind w:left="720" w:hanging="360"/>
+      </w:pPr>
+    </w:lvl>
+    <w:lvl w:ilvl="1">
+      <w:start w:val="1"/>
+      <w:numFmt w:val="bullet"/>
+      <w:lvlText w:val="o"/>
+      <w:lvlJc w:val="left"/>
+      <w:pPr>
+        <w:tabs>
+          <w:tab w:val="num" w:pos="1440"/>
+        </w:tabs>
+        <w:ind w:left="1440" w:hanging="360"/>
+      </w:pPr>
+      <w:rPr>
+        <w:rFonts w:ascii="Courier New" w:hAnsi="Courier New" w:hint="default"/>
+        <w:sz w:val="20"/>
+      </w:rPr>
+    </w:lvl>
+    <w:lvl w:ilvl="2" w:tentative="1">
+      <w:start w:val="1"/>
+      <w:numFmt w:val="decimal"/>
+      <w:lvlText w:val="%3."/>
+      <w:lvlJc w:val="left"/>
+      <w:pPr>
+        <w:tabs>
+          <w:tab w:val="num" w:pos="2160"/>
+        </w:tabs>
+        <w:ind w:left="2160" w:hanging="360"/>
+      </w:pPr>
+    </w:lvl>
+    <w:lvl w:ilvl="3" w:tentative="1">
+      <w:start w:val="1"/>
+      <w:numFmt w:val="decimal"/>
+      <w:lvlText w:val="%4."/>
+      <w:lvlJc w:val="left"/>
+      <w:pPr>
+        <w:tabs>
+          <w:tab w:val="num" w:pos="2880"/>
+        </w:tabs>
+        <w:ind w:left="2880" w:hanging="360"/>
+      </w:pPr>
+    </w:lvl>
+    <w:lvl w:ilvl="4" w:tentative="1">
+      <w:start w:val="1"/>
+      <w:numFmt w:val="decimal"/>
+      <w:lvlText w:val="%5."/>
+      <w:lvlJc w:val="left"/>
+      <w:pPr>
+        <w:tabs>
+          <w:tab w:val="num" w:pos="3600"/>
+        </w:tabs>
+        <w:ind w:left="3600" w:hanging="360"/>
+      </w:pPr>
+    </w:lvl>
+    <w:lvl w:ilvl="5" w:tentative="1">
+      <w:start w:val="1"/>
+      <w:numFmt w:val="decimal"/>
+      <w:lvlText w:val="%6."/>
+      <w:lvlJc w:val="left"/>
+      <w:pPr>
+        <w:tabs>
+          <w:tab w:val="num" w:pos="4320"/>
+        </w:tabs>
+        <w:ind w:left="4320" w:hanging="360"/>
+      </w:pPr>
+    </w:lvl>
+    <w:lvl w:ilvl="6" w:tentative="1">
+      <w:start w:val="1"/>
+      <w:numFmt w:val="decimal"/>
+      <w:lvlText w:val="%7."/>
+      <w:lvlJc w:val="left"/>
+      <w:pPr>
+        <w:tabs>
+          <w:tab w:val="num" w:pos="5040"/>
+        </w:tabs>
+        <w:ind w:left="5040" w:hanging="360"/>
+      </w:pPr>
+    </w:lvl>
+    <w:lvl w:ilvl="7" w:tentative="1">
+      <w:start w:val="1"/>
+      <w:numFmt w:val="decimal"/>
+      <w:lvlText w:val="%8."/>
+      <w:lvlJc w:val="left"/>
+      <w:pPr>
+        <w:tabs>
+          <w:tab w:val="num" w:pos="5760"/>
+        </w:tabs>
+        <w:ind w:left="5760" w:hanging="360"/>
+      </w:pPr>
+    </w:lvl>
+    <w:lvl w:ilvl="8" w:tentative="1">
+      <w:start w:val="1"/>
+      <w:numFmt w:val="decimal"/>
+      <w:lvlText w:val="%9."/>
+      <w:lvlJc w:val="left"/>
+      <w:pPr>
+        <w:tabs>
+          <w:tab w:val="num" w:pos="6480"/>
+        </w:tabs>
+        <w:ind w:left="6480" w:hanging="360"/>
+      </w:pPr>
+    </w:lvl>
+  </w:abstractNum>
+  <w:abstractNum w:abstractNumId="8" w15:restartNumberingAfterBreak="0">
     <w:nsid w:val="1DB317C2"/>
     <w:multiLevelType w:val="multilevel"/>
     <w:tmpl w:val="2AF8D074"/>
@@ -3777,7 +4914,7 @@
       </w:pPr>
     </w:lvl>
   </w:abstractNum>
-  <w:abstractNum w:abstractNumId="8" w15:restartNumberingAfterBreak="0">
+  <w:abstractNum w:abstractNumId="9" w15:restartNumberingAfterBreak="0">
     <w:nsid w:val="1FF11509"/>
     <w:multiLevelType w:val="multilevel"/>
     <w:tmpl w:val="4F0865F0"/>
@@ -3890,7 +5027,7 @@
       </w:pPr>
     </w:lvl>
   </w:abstractNum>
-  <w:abstractNum w:abstractNumId="9" w15:restartNumberingAfterBreak="0">
+  <w:abstractNum w:abstractNumId="10" w15:restartNumberingAfterBreak="0">
     <w:nsid w:val="20EE040F"/>
     <w:multiLevelType w:val="multilevel"/>
     <w:tmpl w:val="A7A28EC4"/>
@@ -4003,7 +5140,7 @@
       </w:pPr>
     </w:lvl>
   </w:abstractNum>
-  <w:abstractNum w:abstractNumId="10" w15:restartNumberingAfterBreak="0">
+  <w:abstractNum w:abstractNumId="11" w15:restartNumberingAfterBreak="0">
     <w:nsid w:val="25084E15"/>
     <w:multiLevelType w:val="multilevel"/>
     <w:tmpl w:val="61EE4406"/>
@@ -4152,7 +5289,124 @@
       </w:rPr>
     </w:lvl>
   </w:abstractNum>
-  <w:abstractNum w:abstractNumId="11" w15:restartNumberingAfterBreak="0">
+  <w:abstractNum w:abstractNumId="12" w15:restartNumberingAfterBreak="0">
+    <w:nsid w:val="274A6FC4"/>
+    <w:multiLevelType w:val="multilevel"/>
+    <w:tmpl w:val="FE769B6C"/>
+    <w:lvl w:ilvl="0">
+      <w:start w:val="1"/>
+      <w:numFmt w:val="decimal"/>
+      <w:lvlText w:val="%1."/>
+      <w:lvlJc w:val="left"/>
+      <w:pPr>
+        <w:tabs>
+          <w:tab w:val="num" w:pos="720"/>
+        </w:tabs>
+        <w:ind w:left="720" w:hanging="360"/>
+      </w:pPr>
+    </w:lvl>
+    <w:lvl w:ilvl="1">
+      <w:start w:val="1"/>
+      <w:numFmt w:val="bullet"/>
+      <w:lvlText w:val="o"/>
+      <w:lvlJc w:val="left"/>
+      <w:pPr>
+        <w:tabs>
+          <w:tab w:val="num" w:pos="1440"/>
+        </w:tabs>
+        <w:ind w:left="1440" w:hanging="360"/>
+      </w:pPr>
+      <w:rPr>
+        <w:rFonts w:ascii="Courier New" w:hAnsi="Courier New" w:hint="default"/>
+        <w:sz w:val="20"/>
+      </w:rPr>
+    </w:lvl>
+    <w:lvl w:ilvl="2" w:tentative="1">
+      <w:start w:val="1"/>
+      <w:numFmt w:val="decimal"/>
+      <w:lvlText w:val="%3."/>
+      <w:lvlJc w:val="left"/>
+      <w:pPr>
+        <w:tabs>
+          <w:tab w:val="num" w:pos="2160"/>
+        </w:tabs>
+        <w:ind w:left="2160" w:hanging="360"/>
+      </w:pPr>
+    </w:lvl>
+    <w:lvl w:ilvl="3" w:tentative="1">
+      <w:start w:val="1"/>
+      <w:numFmt w:val="decimal"/>
+      <w:lvlText w:val="%4."/>
+      <w:lvlJc w:val="left"/>
+      <w:pPr>
+        <w:tabs>
+          <w:tab w:val="num" w:pos="2880"/>
+        </w:tabs>
+        <w:ind w:left="2880" w:hanging="360"/>
+      </w:pPr>
+    </w:lvl>
+    <w:lvl w:ilvl="4" w:tentative="1">
+      <w:start w:val="1"/>
+      <w:numFmt w:val="decimal"/>
+      <w:lvlText w:val="%5."/>
+      <w:lvlJc w:val="left"/>
+      <w:pPr>
+        <w:tabs>
+          <w:tab w:val="num" w:pos="3600"/>
+        </w:tabs>
+        <w:ind w:left="3600" w:hanging="360"/>
+      </w:pPr>
+    </w:lvl>
+    <w:lvl w:ilvl="5" w:tentative="1">
+      <w:start w:val="1"/>
+      <w:numFmt w:val="decimal"/>
+      <w:lvlText w:val="%6."/>
+      <w:lvlJc w:val="left"/>
+      <w:pPr>
+        <w:tabs>
+          <w:tab w:val="num" w:pos="4320"/>
+        </w:tabs>
+        <w:ind w:left="4320" w:hanging="360"/>
+      </w:pPr>
+    </w:lvl>
+    <w:lvl w:ilvl="6" w:tentative="1">
+      <w:start w:val="1"/>
+      <w:numFmt w:val="decimal"/>
+      <w:lvlText w:val="%7."/>
+      <w:lvlJc w:val="left"/>
+      <w:pPr>
+        <w:tabs>
+          <w:tab w:val="num" w:pos="5040"/>
+        </w:tabs>
+        <w:ind w:left="5040" w:hanging="360"/>
+      </w:pPr>
+    </w:lvl>
+    <w:lvl w:ilvl="7" w:tentative="1">
+      <w:start w:val="1"/>
+      <w:numFmt w:val="decimal"/>
+      <w:lvlText w:val="%8."/>
+      <w:lvlJc w:val="left"/>
+      <w:pPr>
+        <w:tabs>
+          <w:tab w:val="num" w:pos="5760"/>
+        </w:tabs>
+        <w:ind w:left="5760" w:hanging="360"/>
+      </w:pPr>
+    </w:lvl>
+    <w:lvl w:ilvl="8" w:tentative="1">
+      <w:start w:val="1"/>
+      <w:numFmt w:val="decimal"/>
+      <w:lvlText w:val="%9."/>
+      <w:lvlJc w:val="left"/>
+      <w:pPr>
+        <w:tabs>
+          <w:tab w:val="num" w:pos="6480"/>
+        </w:tabs>
+        <w:ind w:left="6480" w:hanging="360"/>
+      </w:pPr>
+    </w:lvl>
+  </w:abstractNum>
+  <w:abstractNum w:abstractNumId="13" w15:restartNumberingAfterBreak="0">
     <w:nsid w:val="2B1B712F"/>
     <w:multiLevelType w:val="multilevel"/>
     <w:tmpl w:val="F0A69B96"/>
@@ -4301,7 +5555,7 @@
       </w:rPr>
     </w:lvl>
   </w:abstractNum>
-  <w:abstractNum w:abstractNumId="12" w15:restartNumberingAfterBreak="0">
+  <w:abstractNum w:abstractNumId="14" w15:restartNumberingAfterBreak="0">
     <w:nsid w:val="2BD957AA"/>
     <w:multiLevelType w:val="multilevel"/>
     <w:tmpl w:val="A158200E"/>
@@ -4450,7 +5704,7 @@
       </w:rPr>
     </w:lvl>
   </w:abstractNum>
-  <w:abstractNum w:abstractNumId="13" w15:restartNumberingAfterBreak="0">
+  <w:abstractNum w:abstractNumId="15" w15:restartNumberingAfterBreak="0">
     <w:nsid w:val="2C69034A"/>
     <w:multiLevelType w:val="multilevel"/>
     <w:tmpl w:val="DDB88AEE"/>
@@ -4563,7 +5817,7 @@
       </w:pPr>
     </w:lvl>
   </w:abstractNum>
-  <w:abstractNum w:abstractNumId="14" w15:restartNumberingAfterBreak="0">
+  <w:abstractNum w:abstractNumId="16" w15:restartNumberingAfterBreak="0">
     <w:nsid w:val="2C905D89"/>
     <w:multiLevelType w:val="hybridMultilevel"/>
     <w:tmpl w:val="33C68DF6"/>
@@ -4676,7 +5930,7 @@
       </w:rPr>
     </w:lvl>
   </w:abstractNum>
-  <w:abstractNum w:abstractNumId="15" w15:restartNumberingAfterBreak="0">
+  <w:abstractNum w:abstractNumId="17" w15:restartNumberingAfterBreak="0">
     <w:nsid w:val="3127715D"/>
     <w:multiLevelType w:val="multilevel"/>
     <w:tmpl w:val="8F86A428"/>
@@ -4825,7 +6079,7 @@
       </w:rPr>
     </w:lvl>
   </w:abstractNum>
-  <w:abstractNum w:abstractNumId="16" w15:restartNumberingAfterBreak="0">
+  <w:abstractNum w:abstractNumId="18" w15:restartNumberingAfterBreak="0">
     <w:nsid w:val="338F45A9"/>
     <w:multiLevelType w:val="multilevel"/>
     <w:tmpl w:val="5540CEC2"/>
@@ -4942,7 +6196,7 @@
       </w:pPr>
     </w:lvl>
   </w:abstractNum>
-  <w:abstractNum w:abstractNumId="17" w15:restartNumberingAfterBreak="0">
+  <w:abstractNum w:abstractNumId="19" w15:restartNumberingAfterBreak="0">
     <w:nsid w:val="370E5112"/>
     <w:multiLevelType w:val="multilevel"/>
     <w:tmpl w:val="C8C49476"/>
@@ -5091,7 +6345,7 @@
       </w:rPr>
     </w:lvl>
   </w:abstractNum>
-  <w:abstractNum w:abstractNumId="18" w15:restartNumberingAfterBreak="0">
+  <w:abstractNum w:abstractNumId="20" w15:restartNumberingAfterBreak="0">
     <w:nsid w:val="3CB47D84"/>
     <w:multiLevelType w:val="hybridMultilevel"/>
     <w:tmpl w:val="170C9A96"/>
@@ -5204,7 +6458,7 @@
       </w:rPr>
     </w:lvl>
   </w:abstractNum>
-  <w:abstractNum w:abstractNumId="19" w15:restartNumberingAfterBreak="0">
+  <w:abstractNum w:abstractNumId="21" w15:restartNumberingAfterBreak="0">
     <w:nsid w:val="3CF66216"/>
     <w:multiLevelType w:val="multilevel"/>
     <w:tmpl w:val="4C9EA5FE"/>
@@ -5317,7 +6571,7 @@
       </w:pPr>
     </w:lvl>
   </w:abstractNum>
-  <w:abstractNum w:abstractNumId="20" w15:restartNumberingAfterBreak="0">
+  <w:abstractNum w:abstractNumId="22" w15:restartNumberingAfterBreak="0">
     <w:nsid w:val="40316AAE"/>
     <w:multiLevelType w:val="multilevel"/>
     <w:tmpl w:val="D74C3298"/>
@@ -5466,7 +6720,7 @@
       </w:rPr>
     </w:lvl>
   </w:abstractNum>
-  <w:abstractNum w:abstractNumId="21" w15:restartNumberingAfterBreak="0">
+  <w:abstractNum w:abstractNumId="23" w15:restartNumberingAfterBreak="0">
     <w:nsid w:val="425E57AE"/>
     <w:multiLevelType w:val="multilevel"/>
     <w:tmpl w:val="07F6ACD6"/>
@@ -5579,7 +6833,7 @@
       </w:pPr>
     </w:lvl>
   </w:abstractNum>
-  <w:abstractNum w:abstractNumId="22" w15:restartNumberingAfterBreak="0">
+  <w:abstractNum w:abstractNumId="24" w15:restartNumberingAfterBreak="0">
     <w:nsid w:val="44B22EF5"/>
     <w:multiLevelType w:val="multilevel"/>
     <w:tmpl w:val="59AED606"/>
@@ -5728,7 +6982,7 @@
       </w:rPr>
     </w:lvl>
   </w:abstractNum>
-  <w:abstractNum w:abstractNumId="23" w15:restartNumberingAfterBreak="0">
+  <w:abstractNum w:abstractNumId="25" w15:restartNumberingAfterBreak="0">
     <w:nsid w:val="477A6484"/>
     <w:multiLevelType w:val="multilevel"/>
     <w:tmpl w:val="E52ECB38"/>
@@ -5841,7 +7095,7 @@
       </w:pPr>
     </w:lvl>
   </w:abstractNum>
-  <w:abstractNum w:abstractNumId="24" w15:restartNumberingAfterBreak="0">
+  <w:abstractNum w:abstractNumId="26" w15:restartNumberingAfterBreak="0">
     <w:nsid w:val="4E670F78"/>
     <w:multiLevelType w:val="multilevel"/>
     <w:tmpl w:val="2CC26A1C"/>
@@ -5990,7 +7244,7 @@
       </w:rPr>
     </w:lvl>
   </w:abstractNum>
-  <w:abstractNum w:abstractNumId="25" w15:restartNumberingAfterBreak="0">
+  <w:abstractNum w:abstractNumId="27" w15:restartNumberingAfterBreak="0">
     <w:nsid w:val="4ED17C47"/>
     <w:multiLevelType w:val="multilevel"/>
     <w:tmpl w:val="21A4E0B2"/>
@@ -6103,7 +7357,7 @@
       </w:pPr>
     </w:lvl>
   </w:abstractNum>
-  <w:abstractNum w:abstractNumId="26" w15:restartNumberingAfterBreak="0">
+  <w:abstractNum w:abstractNumId="28" w15:restartNumberingAfterBreak="0">
     <w:nsid w:val="534833E2"/>
     <w:multiLevelType w:val="multilevel"/>
     <w:tmpl w:val="4C6E6838"/>
@@ -6216,7 +7470,7 @@
       </w:pPr>
     </w:lvl>
   </w:abstractNum>
-  <w:abstractNum w:abstractNumId="27" w15:restartNumberingAfterBreak="0">
+  <w:abstractNum w:abstractNumId="29" w15:restartNumberingAfterBreak="0">
     <w:nsid w:val="578126A9"/>
     <w:multiLevelType w:val="multilevel"/>
     <w:tmpl w:val="D2C8FCC6"/>
@@ -6329,7 +7583,7 @@
       </w:pPr>
     </w:lvl>
   </w:abstractNum>
-  <w:abstractNum w:abstractNumId="28" w15:restartNumberingAfterBreak="0">
+  <w:abstractNum w:abstractNumId="30" w15:restartNumberingAfterBreak="0">
     <w:nsid w:val="590F6208"/>
     <w:multiLevelType w:val="multilevel"/>
     <w:tmpl w:val="2BC699A8"/>
@@ -6478,7 +7732,7 @@
       </w:rPr>
     </w:lvl>
   </w:abstractNum>
-  <w:abstractNum w:abstractNumId="29" w15:restartNumberingAfterBreak="0">
+  <w:abstractNum w:abstractNumId="31" w15:restartNumberingAfterBreak="0">
     <w:nsid w:val="59850EDA"/>
     <w:multiLevelType w:val="multilevel"/>
     <w:tmpl w:val="DAD25646"/>
@@ -6627,7 +7881,7 @@
       </w:rPr>
     </w:lvl>
   </w:abstractNum>
-  <w:abstractNum w:abstractNumId="30" w15:restartNumberingAfterBreak="0">
+  <w:abstractNum w:abstractNumId="32" w15:restartNumberingAfterBreak="0">
     <w:nsid w:val="5A7D2ACF"/>
     <w:multiLevelType w:val="multilevel"/>
     <w:tmpl w:val="1CE2628E"/>
@@ -6740,7 +7994,7 @@
       </w:pPr>
     </w:lvl>
   </w:abstractNum>
-  <w:abstractNum w:abstractNumId="31" w15:restartNumberingAfterBreak="0">
+  <w:abstractNum w:abstractNumId="33" w15:restartNumberingAfterBreak="0">
     <w:nsid w:val="5D704A75"/>
     <w:multiLevelType w:val="multilevel"/>
     <w:tmpl w:val="5D70EF2C"/>
@@ -6889,7 +8143,7 @@
       </w:rPr>
     </w:lvl>
   </w:abstractNum>
-  <w:abstractNum w:abstractNumId="32" w15:restartNumberingAfterBreak="0">
+  <w:abstractNum w:abstractNumId="34" w15:restartNumberingAfterBreak="0">
     <w:nsid w:val="5F994787"/>
     <w:multiLevelType w:val="multilevel"/>
     <w:tmpl w:val="A29E3ABA"/>
@@ -7038,7 +8292,7 @@
       </w:rPr>
     </w:lvl>
   </w:abstractNum>
-  <w:abstractNum w:abstractNumId="33" w15:restartNumberingAfterBreak="0">
+  <w:abstractNum w:abstractNumId="35" w15:restartNumberingAfterBreak="0">
     <w:nsid w:val="634049EF"/>
     <w:multiLevelType w:val="multilevel"/>
     <w:tmpl w:val="0409001D"/>
@@ -7124,7 +8378,7 @@
       </w:pPr>
     </w:lvl>
   </w:abstractNum>
-  <w:abstractNum w:abstractNumId="34" w15:restartNumberingAfterBreak="0">
+  <w:abstractNum w:abstractNumId="36" w15:restartNumberingAfterBreak="0">
     <w:nsid w:val="6A243ACA"/>
     <w:multiLevelType w:val="multilevel"/>
     <w:tmpl w:val="4366004A"/>
@@ -7237,7 +8491,7 @@
       </w:pPr>
     </w:lvl>
   </w:abstractNum>
-  <w:abstractNum w:abstractNumId="35" w15:restartNumberingAfterBreak="0">
+  <w:abstractNum w:abstractNumId="37" w15:restartNumberingAfterBreak="0">
     <w:nsid w:val="6C98557A"/>
     <w:multiLevelType w:val="multilevel"/>
     <w:tmpl w:val="D20810CE"/>
@@ -7386,7 +8640,7 @@
       </w:rPr>
     </w:lvl>
   </w:abstractNum>
-  <w:abstractNum w:abstractNumId="36" w15:restartNumberingAfterBreak="0">
+  <w:abstractNum w:abstractNumId="38" w15:restartNumberingAfterBreak="0">
     <w:nsid w:val="6EBF6896"/>
     <w:multiLevelType w:val="multilevel"/>
     <w:tmpl w:val="25FC8792"/>
@@ -7535,7 +8789,7 @@
       </w:rPr>
     </w:lvl>
   </w:abstractNum>
-  <w:abstractNum w:abstractNumId="37" w15:restartNumberingAfterBreak="0">
+  <w:abstractNum w:abstractNumId="39" w15:restartNumberingAfterBreak="0">
     <w:nsid w:val="70A6662E"/>
     <w:multiLevelType w:val="multilevel"/>
     <w:tmpl w:val="77DCB776"/>
@@ -7648,7 +8902,7 @@
       </w:pPr>
     </w:lvl>
   </w:abstractNum>
-  <w:abstractNum w:abstractNumId="38" w15:restartNumberingAfterBreak="0">
+  <w:abstractNum w:abstractNumId="40" w15:restartNumberingAfterBreak="0">
     <w:nsid w:val="7440109B"/>
     <w:multiLevelType w:val="multilevel"/>
     <w:tmpl w:val="A0BE1012"/>
@@ -7797,7 +9051,7 @@
       </w:rPr>
     </w:lvl>
   </w:abstractNum>
-  <w:abstractNum w:abstractNumId="39" w15:restartNumberingAfterBreak="0">
+  <w:abstractNum w:abstractNumId="41" w15:restartNumberingAfterBreak="0">
     <w:nsid w:val="774018AB"/>
     <w:multiLevelType w:val="multilevel"/>
     <w:tmpl w:val="0D84F8D0"/>
@@ -7910,7 +9164,7 @@
       </w:pPr>
     </w:lvl>
   </w:abstractNum>
-  <w:abstractNum w:abstractNumId="40" w15:restartNumberingAfterBreak="0">
+  <w:abstractNum w:abstractNumId="42" w15:restartNumberingAfterBreak="0">
     <w:nsid w:val="7FE42745"/>
     <w:multiLevelType w:val="hybridMultilevel"/>
     <w:tmpl w:val="5948B0B6"/>
@@ -8024,85 +9278,85 @@
     </w:lvl>
   </w:abstractNum>
   <w:num w:numId="1" w16cid:durableId="723263045">
-    <w:abstractNumId w:val="29"/>
+    <w:abstractNumId w:val="31"/>
   </w:num>
   <w:num w:numId="2" w16cid:durableId="2010519984">
-    <w:abstractNumId w:val="38"/>
+    <w:abstractNumId w:val="40"/>
   </w:num>
   <w:num w:numId="3" w16cid:durableId="923222847">
-    <w:abstractNumId w:val="11"/>
+    <w:abstractNumId w:val="13"/>
   </w:num>
   <w:num w:numId="4" w16cid:durableId="1802115084">
     <w:abstractNumId w:val="1"/>
   </w:num>
   <w:num w:numId="5" w16cid:durableId="474180063">
+    <w:abstractNumId w:val="22"/>
+  </w:num>
+  <w:num w:numId="6" w16cid:durableId="870532569">
+    <w:abstractNumId w:val="34"/>
+  </w:num>
+  <w:num w:numId="7" w16cid:durableId="129398341">
+    <w:abstractNumId w:val="33"/>
+  </w:num>
+  <w:num w:numId="8" w16cid:durableId="1206720468">
+    <w:abstractNumId w:val="36"/>
+  </w:num>
+  <w:num w:numId="9" w16cid:durableId="1099956461">
+    <w:abstractNumId w:val="28"/>
+  </w:num>
+  <w:num w:numId="10" w16cid:durableId="1062026296">
+    <w:abstractNumId w:val="42"/>
+  </w:num>
+  <w:num w:numId="11" w16cid:durableId="1802772679">
+    <w:abstractNumId w:val="16"/>
+  </w:num>
+  <w:num w:numId="12" w16cid:durableId="382144991">
+    <w:abstractNumId w:val="23"/>
+  </w:num>
+  <w:num w:numId="13" w16cid:durableId="98566223">
+    <w:abstractNumId w:val="11"/>
+  </w:num>
+  <w:num w:numId="14" w16cid:durableId="1486970949">
+    <w:abstractNumId w:val="39"/>
+  </w:num>
+  <w:num w:numId="15" w16cid:durableId="1187519781">
+    <w:abstractNumId w:val="8"/>
+  </w:num>
+  <w:num w:numId="16" w16cid:durableId="1068185116">
+    <w:abstractNumId w:val="10"/>
+  </w:num>
+  <w:num w:numId="17" w16cid:durableId="431168618">
+    <w:abstractNumId w:val="24"/>
+  </w:num>
+  <w:num w:numId="18" w16cid:durableId="716471008">
+    <w:abstractNumId w:val="38"/>
+  </w:num>
+  <w:num w:numId="19" w16cid:durableId="939338058">
     <w:abstractNumId w:val="20"/>
   </w:num>
-  <w:num w:numId="6" w16cid:durableId="870532569">
-    <w:abstractNumId w:val="32"/>
-  </w:num>
-  <w:num w:numId="7" w16cid:durableId="129398341">
-    <w:abstractNumId w:val="31"/>
-  </w:num>
-  <w:num w:numId="8" w16cid:durableId="1206720468">
-    <w:abstractNumId w:val="34"/>
-  </w:num>
-  <w:num w:numId="9" w16cid:durableId="1099956461">
-    <w:abstractNumId w:val="26"/>
-  </w:num>
-  <w:num w:numId="10" w16cid:durableId="1062026296">
-    <w:abstractNumId w:val="40"/>
-  </w:num>
-  <w:num w:numId="11" w16cid:durableId="1802772679">
-    <w:abstractNumId w:val="14"/>
-  </w:num>
-  <w:num w:numId="12" w16cid:durableId="382144991">
-    <w:abstractNumId w:val="21"/>
-  </w:num>
-  <w:num w:numId="13" w16cid:durableId="98566223">
-    <w:abstractNumId w:val="10"/>
-  </w:num>
-  <w:num w:numId="14" w16cid:durableId="1486970949">
-    <w:abstractNumId w:val="37"/>
-  </w:num>
-  <w:num w:numId="15" w16cid:durableId="1187519781">
-    <w:abstractNumId w:val="7"/>
-  </w:num>
-  <w:num w:numId="16" w16cid:durableId="1068185116">
-    <w:abstractNumId w:val="9"/>
-  </w:num>
-  <w:num w:numId="17" w16cid:durableId="431168618">
-    <w:abstractNumId w:val="22"/>
-  </w:num>
-  <w:num w:numId="18" w16cid:durableId="716471008">
-    <w:abstractNumId w:val="36"/>
-  </w:num>
-  <w:num w:numId="19" w16cid:durableId="939338058">
-    <w:abstractNumId w:val="18"/>
-  </w:num>
   <w:num w:numId="20" w16cid:durableId="65543334">
-    <w:abstractNumId w:val="15"/>
+    <w:abstractNumId w:val="17"/>
   </w:num>
   <w:num w:numId="21" w16cid:durableId="1545943756">
-    <w:abstractNumId w:val="17"/>
+    <w:abstractNumId w:val="19"/>
     <w:lvlOverride w:ilvl="0">
       <w:startOverride w:val="1"/>
     </w:lvlOverride>
   </w:num>
   <w:num w:numId="22" w16cid:durableId="1825009435">
-    <w:abstractNumId w:val="17"/>
+    <w:abstractNumId w:val="19"/>
     <w:lvlOverride w:ilvl="0">
       <w:startOverride w:val="2"/>
     </w:lvlOverride>
   </w:num>
   <w:num w:numId="23" w16cid:durableId="324287071">
-    <w:abstractNumId w:val="17"/>
+    <w:abstractNumId w:val="19"/>
     <w:lvlOverride w:ilvl="0">
       <w:startOverride w:val="3"/>
     </w:lvlOverride>
   </w:num>
   <w:num w:numId="24" w16cid:durableId="176895172">
-    <w:abstractNumId w:val="17"/>
+    <w:abstractNumId w:val="19"/>
     <w:lvlOverride w:ilvl="0">
       <w:startOverride w:val="4"/>
     </w:lvlOverride>
@@ -8111,40 +9365,40 @@
     <w:abstractNumId w:val="5"/>
   </w:num>
   <w:num w:numId="26" w16cid:durableId="372198998">
-    <w:abstractNumId w:val="28"/>
+    <w:abstractNumId w:val="30"/>
   </w:num>
   <w:num w:numId="27" w16cid:durableId="2043170819">
-    <w:abstractNumId w:val="35"/>
+    <w:abstractNumId w:val="37"/>
   </w:num>
   <w:num w:numId="28" w16cid:durableId="1680423493">
     <w:abstractNumId w:val="4"/>
   </w:num>
   <w:num w:numId="29" w16cid:durableId="968628751">
-    <w:abstractNumId w:val="16"/>
+    <w:abstractNumId w:val="18"/>
   </w:num>
   <w:num w:numId="30" w16cid:durableId="1028607832">
-    <w:abstractNumId w:val="19"/>
+    <w:abstractNumId w:val="21"/>
   </w:num>
   <w:num w:numId="31" w16cid:durableId="1636715565">
-    <w:abstractNumId w:val="25"/>
+    <w:abstractNumId w:val="27"/>
   </w:num>
   <w:num w:numId="32" w16cid:durableId="1659646540">
-    <w:abstractNumId w:val="39"/>
+    <w:abstractNumId w:val="41"/>
   </w:num>
   <w:num w:numId="33" w16cid:durableId="510686216">
     <w:abstractNumId w:val="6"/>
   </w:num>
   <w:num w:numId="34" w16cid:durableId="1901672368">
-    <w:abstractNumId w:val="23"/>
+    <w:abstractNumId w:val="25"/>
   </w:num>
   <w:num w:numId="35" w16cid:durableId="1785921867">
-    <w:abstractNumId w:val="27"/>
+    <w:abstractNumId w:val="29"/>
   </w:num>
   <w:num w:numId="36" w16cid:durableId="47728383">
-    <w:abstractNumId w:val="8"/>
+    <w:abstractNumId w:val="9"/>
   </w:num>
   <w:num w:numId="37" w16cid:durableId="956301878">
-    <w:abstractNumId w:val="13"/>
+    <w:abstractNumId w:val="15"/>
   </w:num>
   <w:num w:numId="38" w16cid:durableId="719670118">
     <w:abstractNumId w:val="3"/>
@@ -8153,19 +9407,25 @@
     <w:abstractNumId w:val="2"/>
   </w:num>
   <w:num w:numId="40" w16cid:durableId="465396420">
-    <w:abstractNumId w:val="12"/>
+    <w:abstractNumId w:val="14"/>
   </w:num>
   <w:num w:numId="41" w16cid:durableId="315694137">
-    <w:abstractNumId w:val="24"/>
+    <w:abstractNumId w:val="26"/>
   </w:num>
   <w:num w:numId="42" w16cid:durableId="2028368801">
-    <w:abstractNumId w:val="33"/>
+    <w:abstractNumId w:val="35"/>
   </w:num>
   <w:num w:numId="43" w16cid:durableId="700672855">
-    <w:abstractNumId w:val="30"/>
+    <w:abstractNumId w:val="32"/>
   </w:num>
   <w:num w:numId="44" w16cid:durableId="491678964">
     <w:abstractNumId w:val="0"/>
+  </w:num>
+  <w:num w:numId="45" w16cid:durableId="2123649505">
+    <w:abstractNumId w:val="12"/>
+  </w:num>
+  <w:num w:numId="46" w16cid:durableId="1932280152">
+    <w:abstractNumId w:val="7"/>
   </w:num>
   <w:numIdMacAtCleanup w:val="44"/>
 </w:numbering>
@@ -9365,6 +10625,19 @@
       <w:u w:val="single"/>
     </w:rPr>
   </w:style>
+  <w:style w:type="character" w:styleId="HTMLCode">
+    <w:name w:val="HTML Code"/>
+    <w:basedOn w:val="DefaultParagraphFont"/>
+    <w:uiPriority w:val="99"/>
+    <w:semiHidden/>
+    <w:unhideWhenUsed/>
+    <w:rsid w:val="00CD4147"/>
+    <w:rPr>
+      <w:rFonts w:ascii="Courier New" w:eastAsia="Times New Roman" w:hAnsi="Courier New" w:cs="Courier New"/>
+      <w:sz w:val="20"/>
+      <w:szCs w:val="20"/>
+    </w:rPr>
+  </w:style>
 </w:styles>
 </file>
 
